--- a/assignment_4/infomcv_assignment_4_report_template.docx
+++ b/assignment_4/infomcv_assignment_4_report_template.docx
@@ -1,6 +1,6 @@
 
 <file path=word/document.xml><?xml version="1.0" encoding="utf-8"?>
-<w:document xmlns:wpc="http://schemas.microsoft.com/office/word/2010/wordprocessingCanvas" xmlns:cx="http://schemas.microsoft.com/office/drawing/2014/chartex" xmlns:cx1="http://schemas.microsoft.com/office/drawing/2015/9/8/chartex" xmlns:cx2="http://schemas.microsoft.com/office/drawing/2015/10/21/chartex" xmlns:cx3="http://schemas.microsoft.com/office/drawing/2016/5/9/chartex" xmlns:cx4="http://schemas.microsoft.com/office/drawing/2016/5/10/chartex" xmlns:cx5="http://schemas.microsoft.com/office/drawing/2016/5/11/chartex" xmlns:cx6="http://schemas.microsoft.com/office/drawing/2016/5/12/chartex" xmlns:cx7="http://schemas.microsoft.com/office/drawing/2016/5/13/chartex" xmlns:cx8="http://schemas.microsoft.com/office/drawing/2016/5/14/chartex" xmlns:mc="http://schemas.openxmlformats.org/markup-compatibility/2006" xmlns:aink="http://schemas.microsoft.com/office/drawing/2016/ink" xmlns:am3d="http://schemas.microsoft.com/office/drawing/2017/model3d" xmlns:o="urn:schemas-microsoft-com:office:office" xmlns:r="http://schemas.openxmlformats.org/officeDocument/2006/relationships" xmlns:m="http://schemas.openxmlformats.org/officeDocument/2006/math" xmlns:v="urn:schemas-microsoft-com:vml" xmlns:wp14="http://schemas.microsoft.com/office/word/2010/wordprocessingDrawing" xmlns:wp="http://schemas.openxmlformats.org/drawingml/2006/wordprocessingDrawing" xmlns:w10="urn:schemas-microsoft-com:office:word" xmlns:w="http://schemas.openxmlformats.org/wordprocessingml/2006/main" xmlns:w14="http://schemas.microsoft.com/office/word/2010/wordml" xmlns:w15="http://schemas.microsoft.com/office/word/2012/wordml" xmlns:w16cex="http://schemas.microsoft.com/office/word/2018/wordml/cex" xmlns:w16cid="http://schemas.microsoft.com/office/word/2016/wordml/cid" xmlns:w16="http://schemas.microsoft.com/office/word/2018/wordml" xmlns:w16sdtdh="http://schemas.microsoft.com/office/word/2020/wordml/sdtdatahash" xmlns:w16se="http://schemas.microsoft.com/office/word/2015/wordml/symex" xmlns:wpg="http://schemas.microsoft.com/office/word/2010/wordprocessingGroup" xmlns:wpi="http://schemas.microsoft.com/office/word/2010/wordprocessingInk" xmlns:wne="http://schemas.microsoft.com/office/word/2006/wordml" xmlns:wps="http://schemas.microsoft.com/office/word/2010/wordprocessingShape" mc:Ignorable="w14 w15 w16se w16cid w16 w16cex w16sdtdh wp14">
+<w:document xmlns:wpc="http://schemas.microsoft.com/office/word/2010/wordprocessingCanvas" xmlns:cx="http://schemas.microsoft.com/office/drawing/2014/chartex" xmlns:cx1="http://schemas.microsoft.com/office/drawing/2015/9/8/chartex" xmlns:cx2="http://schemas.microsoft.com/office/drawing/2015/10/21/chartex" xmlns:cx3="http://schemas.microsoft.com/office/drawing/2016/5/9/chartex" xmlns:cx4="http://schemas.microsoft.com/office/drawing/2016/5/10/chartex" xmlns:cx5="http://schemas.microsoft.com/office/drawing/2016/5/11/chartex" xmlns:cx6="http://schemas.microsoft.com/office/drawing/2016/5/12/chartex" xmlns:cx7="http://schemas.microsoft.com/office/drawing/2016/5/13/chartex" xmlns:cx8="http://schemas.microsoft.com/office/drawing/2016/5/14/chartex" xmlns:mc="http://schemas.openxmlformats.org/markup-compatibility/2006" xmlns:aink="http://schemas.microsoft.com/office/drawing/2016/ink" xmlns:am3d="http://schemas.microsoft.com/office/drawing/2017/model3d" xmlns:o="urn:schemas-microsoft-com:office:office" xmlns:oel="http://schemas.microsoft.com/office/2019/extlst" xmlns:r="http://schemas.openxmlformats.org/officeDocument/2006/relationships" xmlns:m="http://schemas.openxmlformats.org/officeDocument/2006/math" xmlns:v="urn:schemas-microsoft-com:vml" xmlns:wp14="http://schemas.microsoft.com/office/word/2010/wordprocessingDrawing" xmlns:wp="http://schemas.openxmlformats.org/drawingml/2006/wordprocessingDrawing" xmlns:w10="urn:schemas-microsoft-com:office:word" xmlns:w="http://schemas.openxmlformats.org/wordprocessingml/2006/main" xmlns:w14="http://schemas.microsoft.com/office/word/2010/wordml" xmlns:w15="http://schemas.microsoft.com/office/word/2012/wordml" xmlns:w16cex="http://schemas.microsoft.com/office/word/2018/wordml/cex" xmlns:w16cid="http://schemas.microsoft.com/office/word/2016/wordml/cid" xmlns:w16="http://schemas.microsoft.com/office/word/2018/wordml" xmlns:w16du="http://schemas.microsoft.com/office/word/2023/wordml/word16du" xmlns:w16sdtdh="http://schemas.microsoft.com/office/word/2020/wordml/sdtdatahash" xmlns:w16sdtfl="http://schemas.microsoft.com/office/word/2024/wordml/sdtformatlock" xmlns:w16se="http://schemas.microsoft.com/office/word/2015/wordml/symex" xmlns:wpg="http://schemas.microsoft.com/office/word/2010/wordprocessingGroup" xmlns:wpi="http://schemas.microsoft.com/office/word/2010/wordprocessingInk" xmlns:wne="http://schemas.microsoft.com/office/word/2006/wordml" xmlns:wps="http://schemas.microsoft.com/office/word/2010/wordprocessingShape" mc:Ignorable="w14 w15 w16se w16cid w16 w16cex w16sdtdh w16sdtfl w16du wp14">
   <w:body>
     <w:p>
       <w:pPr>
@@ -36,35 +36,49 @@
         <w:rPr>
           <w:b/>
           <w:sz w:val="28"/>
-          <w:lang w:val="en-GB"/>
         </w:rPr>
       </w:pPr>
       <w:r>
         <w:rPr>
           <w:b/>
           <w:sz w:val="28"/>
-          <w:highlight w:val="yellow"/>
-          <w:lang w:val="en-GB"/>
-        </w:rPr>
-        <w:t>Authors (Group number)</w:t>
-      </w:r>
-    </w:p>
-    <w:p>
-      <w:pPr>
-        <w:pStyle w:val="NoSpacing"/>
+        </w:rPr>
+        <w:t>Bas de Blok &amp; Joris Heemskerk</w:t>
+      </w:r>
+      <w:r>
         <w:rPr>
           <w:b/>
           <w:sz w:val="28"/>
-          <w:lang w:val="en-GB"/>
-        </w:rPr>
-      </w:pPr>
-    </w:p>
-    <w:p>
-      <w:pPr>
-        <w:pStyle w:val="NoSpacing"/>
-        <w:rPr>
-          <w:lang w:val="en-GB"/>
-        </w:rPr>
+        </w:rPr>
+        <w:t xml:space="preserve"> (Group </w:t>
+      </w:r>
+      <w:r>
+        <w:rPr>
+          <w:b/>
+          <w:sz w:val="28"/>
+        </w:rPr>
+        <w:t>69</w:t>
+      </w:r>
+      <w:r>
+        <w:rPr>
+          <w:b/>
+          <w:sz w:val="28"/>
+        </w:rPr>
+        <w:t>)</w:t>
+      </w:r>
+    </w:p>
+    <w:p>
+      <w:pPr>
+        <w:pStyle w:val="NoSpacing"/>
+        <w:rPr>
+          <w:b/>
+          <w:sz w:val="28"/>
+        </w:rPr>
+      </w:pPr>
+    </w:p>
+    <w:p>
+      <w:pPr>
+        <w:pStyle w:val="NoSpacing"/>
       </w:pPr>
     </w:p>
     <w:p>
@@ -102,12 +116,14 @@
       </w:pPr>
       <w:r>
         <w:rPr>
+          <w:highlight w:val="yellow"/>
           <w:lang w:val="en-GB"/>
         </w:rPr>
         <w:t>(</w:t>
       </w:r>
       <w:r>
         <w:rPr>
+          <w:highlight w:val="yellow"/>
           <w:lang w:val="en-GB"/>
         </w:rPr>
         <w:t xml:space="preserve">Include a </w:t>
@@ -115,6 +131,7 @@
       <w:proofErr w:type="spellStart"/>
       <w:r>
         <w:rPr>
+          <w:highlight w:val="yellow"/>
           <w:lang w:val="en-GB"/>
         </w:rPr>
         <w:t>model.summary</w:t>
@@ -122,36 +139,28 @@
       <w:proofErr w:type="spellEnd"/>
       <w:r>
         <w:rPr>
+          <w:highlight w:val="yellow"/>
           <w:lang w:val="en-GB"/>
         </w:rPr>
         <w:t xml:space="preserve">() overview. </w:t>
       </w:r>
       <w:r>
         <w:rPr>
+          <w:highlight w:val="yellow"/>
           <w:lang w:val="en-GB"/>
         </w:rPr>
         <w:t xml:space="preserve">Motivate your choices for activation functions, pooling type and any other architectural aspects. </w:t>
       </w:r>
       <w:r>
         <w:rPr>
-          <w:lang w:val="en-GB"/>
-        </w:rPr>
-        <w:t xml:space="preserve">Approx. </w:t>
-      </w:r>
-      <w:r>
-        <w:rPr>
-          <w:lang w:val="en-GB"/>
-        </w:rPr>
-        <w:t>0.5</w:t>
-      </w:r>
-      <w:r>
-        <w:rPr>
-          <w:lang w:val="en-GB"/>
-        </w:rPr>
-        <w:t xml:space="preserve"> page</w:t>
-      </w:r>
-      <w:r>
-        <w:rPr>
+          <w:highlight w:val="yellow"/>
+          <w:lang w:val="en-GB"/>
+        </w:rPr>
+        <w:t>Approx. 0.5 page</w:t>
+      </w:r>
+      <w:r>
+        <w:rPr>
+          <w:highlight w:val="yellow"/>
           <w:lang w:val="en-GB"/>
         </w:rPr>
         <w:t>.)</w:t>
@@ -164,10 +173,1308 @@
           <w:lang w:val="en-GB"/>
         </w:rPr>
       </w:pPr>
-    </w:p>
-    <w:p>
-      <w:pPr>
-        <w:pStyle w:val="NoSpacing"/>
+      <w:r>
+        <w:rPr>
+          <w:lang w:val="en-GB"/>
+        </w:rPr>
+        <w:t>We implemented the YOLOv1 architecture from the assignment. It consists of 5 convolutional layers and 2 fully connected layers. We chose to apply max pooling before each convolutional layer</w:t>
+      </w:r>
+      <w:r>
+        <w:rPr>
+          <w:lang w:val="en-GB"/>
+        </w:rPr>
+        <w:t xml:space="preserve">, </w:t>
+      </w:r>
+      <w:r>
+        <w:rPr>
+          <w:color w:val="EE0000"/>
+          <w:lang w:val="en-GB"/>
+        </w:rPr>
+        <w:t>as this is</w:t>
+      </w:r>
+      <w:r>
+        <w:rPr>
+          <w:color w:val="EE0000"/>
+          <w:lang w:val="en-GB"/>
+        </w:rPr>
+        <w:t xml:space="preserve"> standard within the field</w:t>
+      </w:r>
+      <w:r>
+        <w:rPr>
+          <w:lang w:val="en-GB"/>
+        </w:rPr>
+        <w:t xml:space="preserve">. We also chose to add a </w:t>
+      </w:r>
+      <w:proofErr w:type="spellStart"/>
+      <w:r>
+        <w:rPr>
+          <w:lang w:val="en-GB"/>
+        </w:rPr>
+        <w:t>ReLU</w:t>
+      </w:r>
+      <w:proofErr w:type="spellEnd"/>
+      <w:r>
+        <w:rPr>
+          <w:lang w:val="en-GB"/>
+        </w:rPr>
+        <w:t xml:space="preserve"> activation function after each batch normali</w:t>
+      </w:r>
+      <w:r>
+        <w:rPr>
+          <w:lang w:val="en-GB"/>
+        </w:rPr>
+        <w:t>s</w:t>
+      </w:r>
+      <w:r>
+        <w:rPr>
+          <w:lang w:val="en-GB"/>
+        </w:rPr>
+        <w:t>ation</w:t>
+      </w:r>
+      <w:r>
+        <w:rPr>
+          <w:lang w:val="en-GB"/>
+        </w:rPr>
+        <w:t xml:space="preserve">, </w:t>
+      </w:r>
+      <w:r>
+        <w:rPr>
+          <w:lang w:val="en-GB"/>
+        </w:rPr>
+        <w:t xml:space="preserve">as research has shown </w:t>
+      </w:r>
+      <w:proofErr w:type="spellStart"/>
+      <w:r>
+        <w:rPr>
+          <w:lang w:val="en-GB"/>
+        </w:rPr>
+        <w:t>ReLU</w:t>
+      </w:r>
+      <w:proofErr w:type="spellEnd"/>
+      <w:r>
+        <w:rPr>
+          <w:lang w:val="en-GB"/>
+        </w:rPr>
+        <w:t xml:space="preserve"> to be almost just as effective as Sigmoid or Tanh, while it is significantly faster, computationally. We did keep the last activation Sigmoid, as described in the assignment. Lastly, regarding the dropout layer, we chose to apply dropout in 20% of connections, </w:t>
+      </w:r>
+      <w:r>
+        <w:rPr>
+          <w:color w:val="EE0000"/>
+          <w:lang w:val="en-GB"/>
+        </w:rPr>
+        <w:t>as this too is standard in the field.</w:t>
+      </w:r>
+    </w:p>
+    <w:p>
+      <w:pPr>
+        <w:pStyle w:val="NoSpacing"/>
+        <w:rPr>
+          <w:rStyle w:val="SubtleEmphasis"/>
+          <w:sz w:val="18"/>
+          <w:szCs w:val="18"/>
+          <w:lang w:val="en-GB"/>
+        </w:rPr>
+      </w:pPr>
+      <w:r>
+        <w:rPr>
+          <w:rStyle w:val="SubtleEmphasis"/>
+          <w:sz w:val="18"/>
+          <w:szCs w:val="18"/>
+          <w:lang w:val="en-GB"/>
+        </w:rPr>
+        <w:t>YOLOv1Base(</w:t>
+      </w:r>
+    </w:p>
+    <w:p>
+      <w:pPr>
+        <w:pStyle w:val="NoSpacing"/>
+        <w:rPr>
+          <w:rStyle w:val="SubtleEmphasis"/>
+          <w:sz w:val="18"/>
+          <w:szCs w:val="18"/>
+          <w:lang w:val="en-GB"/>
+        </w:rPr>
+      </w:pPr>
+      <w:r>
+        <w:rPr>
+          <w:rStyle w:val="SubtleEmphasis"/>
+          <w:sz w:val="18"/>
+          <w:szCs w:val="18"/>
+          <w:lang w:val="en-GB"/>
+        </w:rPr>
+        <w:t xml:space="preserve">  (layers): Sequential(</w:t>
+      </w:r>
+    </w:p>
+    <w:p>
+      <w:pPr>
+        <w:pStyle w:val="NoSpacing"/>
+        <w:rPr>
+          <w:rStyle w:val="SubtleEmphasis"/>
+          <w:sz w:val="18"/>
+          <w:szCs w:val="18"/>
+          <w:lang w:val="en-GB"/>
+        </w:rPr>
+      </w:pPr>
+      <w:r>
+        <w:rPr>
+          <w:rStyle w:val="SubtleEmphasis"/>
+          <w:sz w:val="18"/>
+          <w:szCs w:val="18"/>
+          <w:lang w:val="en-GB"/>
+        </w:rPr>
+        <w:t xml:space="preserve">    (0): Conv2d(3, 16, </w:t>
+      </w:r>
+      <w:proofErr w:type="spellStart"/>
+      <w:r>
+        <w:rPr>
+          <w:rStyle w:val="SubtleEmphasis"/>
+          <w:sz w:val="18"/>
+          <w:szCs w:val="18"/>
+          <w:lang w:val="en-GB"/>
+        </w:rPr>
+        <w:t>kernel_size</w:t>
+      </w:r>
+      <w:proofErr w:type="spellEnd"/>
+      <w:r>
+        <w:rPr>
+          <w:rStyle w:val="SubtleEmphasis"/>
+          <w:sz w:val="18"/>
+          <w:szCs w:val="18"/>
+          <w:lang w:val="en-GB"/>
+        </w:rPr>
+        <w:t>=(3, 3), stride=(1, 1), padding=(1, 1))</w:t>
+      </w:r>
+    </w:p>
+    <w:p>
+      <w:pPr>
+        <w:pStyle w:val="NoSpacing"/>
+        <w:rPr>
+          <w:rStyle w:val="SubtleEmphasis"/>
+          <w:sz w:val="18"/>
+          <w:szCs w:val="18"/>
+          <w:lang w:val="en-GB"/>
+        </w:rPr>
+      </w:pPr>
+      <w:r>
+        <w:rPr>
+          <w:rStyle w:val="SubtleEmphasis"/>
+          <w:sz w:val="18"/>
+          <w:szCs w:val="18"/>
+          <w:lang w:val="en-GB"/>
+        </w:rPr>
+        <w:t xml:space="preserve">    (1): BatchNorm2d(16, eps=1e-05, momentum=0.1, affine=True, </w:t>
+      </w:r>
+      <w:proofErr w:type="spellStart"/>
+      <w:r>
+        <w:rPr>
+          <w:rStyle w:val="SubtleEmphasis"/>
+          <w:sz w:val="18"/>
+          <w:szCs w:val="18"/>
+          <w:lang w:val="en-GB"/>
+        </w:rPr>
+        <w:t>track_running_stats</w:t>
+      </w:r>
+      <w:proofErr w:type="spellEnd"/>
+      <w:r>
+        <w:rPr>
+          <w:rStyle w:val="SubtleEmphasis"/>
+          <w:sz w:val="18"/>
+          <w:szCs w:val="18"/>
+          <w:lang w:val="en-GB"/>
+        </w:rPr>
+        <w:t>=True)</w:t>
+      </w:r>
+    </w:p>
+    <w:p>
+      <w:pPr>
+        <w:pStyle w:val="NoSpacing"/>
+        <w:rPr>
+          <w:rStyle w:val="SubtleEmphasis"/>
+          <w:sz w:val="18"/>
+          <w:szCs w:val="18"/>
+          <w:lang w:val="en-GB"/>
+        </w:rPr>
+      </w:pPr>
+      <w:r>
+        <w:rPr>
+          <w:rStyle w:val="SubtleEmphasis"/>
+          <w:sz w:val="18"/>
+          <w:szCs w:val="18"/>
+          <w:lang w:val="en-GB"/>
+        </w:rPr>
+        <w:t xml:space="preserve">    (2): </w:t>
+      </w:r>
+      <w:proofErr w:type="spellStart"/>
+      <w:r>
+        <w:rPr>
+          <w:rStyle w:val="SubtleEmphasis"/>
+          <w:sz w:val="18"/>
+          <w:szCs w:val="18"/>
+          <w:lang w:val="en-GB"/>
+        </w:rPr>
+        <w:t>ReLU</w:t>
+      </w:r>
+      <w:proofErr w:type="spellEnd"/>
+      <w:r>
+        <w:rPr>
+          <w:rStyle w:val="SubtleEmphasis"/>
+          <w:sz w:val="18"/>
+          <w:szCs w:val="18"/>
+          <w:lang w:val="en-GB"/>
+        </w:rPr>
+        <w:t>()</w:t>
+      </w:r>
+    </w:p>
+    <w:p>
+      <w:pPr>
+        <w:pStyle w:val="NoSpacing"/>
+        <w:rPr>
+          <w:rStyle w:val="SubtleEmphasis"/>
+          <w:sz w:val="18"/>
+          <w:szCs w:val="18"/>
+          <w:lang w:val="en-GB"/>
+        </w:rPr>
+      </w:pPr>
+      <w:r>
+        <w:rPr>
+          <w:rStyle w:val="SubtleEmphasis"/>
+          <w:sz w:val="18"/>
+          <w:szCs w:val="18"/>
+          <w:lang w:val="en-GB"/>
+        </w:rPr>
+        <w:t xml:space="preserve">    (3): MaxPool2d(</w:t>
+      </w:r>
+      <w:proofErr w:type="spellStart"/>
+      <w:r>
+        <w:rPr>
+          <w:rStyle w:val="SubtleEmphasis"/>
+          <w:sz w:val="18"/>
+          <w:szCs w:val="18"/>
+          <w:lang w:val="en-GB"/>
+        </w:rPr>
+        <w:t>kernel_size</w:t>
+      </w:r>
+      <w:proofErr w:type="spellEnd"/>
+      <w:r>
+        <w:rPr>
+          <w:rStyle w:val="SubtleEmphasis"/>
+          <w:sz w:val="18"/>
+          <w:szCs w:val="18"/>
+          <w:lang w:val="en-GB"/>
+        </w:rPr>
+        <w:t xml:space="preserve">=2, stride=2, padding=0, dilation=1, </w:t>
+      </w:r>
+      <w:proofErr w:type="spellStart"/>
+      <w:r>
+        <w:rPr>
+          <w:rStyle w:val="SubtleEmphasis"/>
+          <w:sz w:val="18"/>
+          <w:szCs w:val="18"/>
+          <w:lang w:val="en-GB"/>
+        </w:rPr>
+        <w:t>ceil_mode</w:t>
+      </w:r>
+      <w:proofErr w:type="spellEnd"/>
+      <w:r>
+        <w:rPr>
+          <w:rStyle w:val="SubtleEmphasis"/>
+          <w:sz w:val="18"/>
+          <w:szCs w:val="18"/>
+          <w:lang w:val="en-GB"/>
+        </w:rPr>
+        <w:t>=False)</w:t>
+      </w:r>
+    </w:p>
+    <w:p>
+      <w:pPr>
+        <w:pStyle w:val="NoSpacing"/>
+        <w:rPr>
+          <w:rStyle w:val="SubtleEmphasis"/>
+          <w:sz w:val="18"/>
+          <w:szCs w:val="18"/>
+          <w:lang w:val="en-GB"/>
+        </w:rPr>
+      </w:pPr>
+      <w:r>
+        <w:rPr>
+          <w:rStyle w:val="SubtleEmphasis"/>
+          <w:sz w:val="18"/>
+          <w:szCs w:val="18"/>
+          <w:lang w:val="en-GB"/>
+        </w:rPr>
+        <w:t xml:space="preserve">    (4): Conv2d(16, 32, </w:t>
+      </w:r>
+      <w:proofErr w:type="spellStart"/>
+      <w:r>
+        <w:rPr>
+          <w:rStyle w:val="SubtleEmphasis"/>
+          <w:sz w:val="18"/>
+          <w:szCs w:val="18"/>
+          <w:lang w:val="en-GB"/>
+        </w:rPr>
+        <w:t>kernel_size</w:t>
+      </w:r>
+      <w:proofErr w:type="spellEnd"/>
+      <w:r>
+        <w:rPr>
+          <w:rStyle w:val="SubtleEmphasis"/>
+          <w:sz w:val="18"/>
+          <w:szCs w:val="18"/>
+          <w:lang w:val="en-GB"/>
+        </w:rPr>
+        <w:t>=(3, 3), stride=(1, 1), padding=(1, 1))</w:t>
+      </w:r>
+    </w:p>
+    <w:p>
+      <w:pPr>
+        <w:pStyle w:val="NoSpacing"/>
+        <w:rPr>
+          <w:rStyle w:val="SubtleEmphasis"/>
+          <w:sz w:val="18"/>
+          <w:szCs w:val="18"/>
+          <w:lang w:val="en-GB"/>
+        </w:rPr>
+      </w:pPr>
+      <w:r>
+        <w:rPr>
+          <w:rStyle w:val="SubtleEmphasis"/>
+          <w:sz w:val="18"/>
+          <w:szCs w:val="18"/>
+          <w:lang w:val="en-GB"/>
+        </w:rPr>
+        <w:t xml:space="preserve">    (5): BatchNorm2d(32, eps=1e-05, momentum=0.1, affine=True, </w:t>
+      </w:r>
+      <w:proofErr w:type="spellStart"/>
+      <w:r>
+        <w:rPr>
+          <w:rStyle w:val="SubtleEmphasis"/>
+          <w:sz w:val="18"/>
+          <w:szCs w:val="18"/>
+          <w:lang w:val="en-GB"/>
+        </w:rPr>
+        <w:t>track_running_stats</w:t>
+      </w:r>
+      <w:proofErr w:type="spellEnd"/>
+      <w:r>
+        <w:rPr>
+          <w:rStyle w:val="SubtleEmphasis"/>
+          <w:sz w:val="18"/>
+          <w:szCs w:val="18"/>
+          <w:lang w:val="en-GB"/>
+        </w:rPr>
+        <w:t>=True)</w:t>
+      </w:r>
+    </w:p>
+    <w:p>
+      <w:pPr>
+        <w:pStyle w:val="NoSpacing"/>
+        <w:rPr>
+          <w:rStyle w:val="SubtleEmphasis"/>
+          <w:sz w:val="18"/>
+          <w:szCs w:val="18"/>
+          <w:lang w:val="en-GB"/>
+        </w:rPr>
+      </w:pPr>
+      <w:r>
+        <w:rPr>
+          <w:rStyle w:val="SubtleEmphasis"/>
+          <w:sz w:val="18"/>
+          <w:szCs w:val="18"/>
+          <w:lang w:val="en-GB"/>
+        </w:rPr>
+        <w:t xml:space="preserve">    (6): </w:t>
+      </w:r>
+      <w:proofErr w:type="spellStart"/>
+      <w:r>
+        <w:rPr>
+          <w:rStyle w:val="SubtleEmphasis"/>
+          <w:sz w:val="18"/>
+          <w:szCs w:val="18"/>
+          <w:lang w:val="en-GB"/>
+        </w:rPr>
+        <w:t>ReLU</w:t>
+      </w:r>
+      <w:proofErr w:type="spellEnd"/>
+      <w:r>
+        <w:rPr>
+          <w:rStyle w:val="SubtleEmphasis"/>
+          <w:sz w:val="18"/>
+          <w:szCs w:val="18"/>
+          <w:lang w:val="en-GB"/>
+        </w:rPr>
+        <w:t>()</w:t>
+      </w:r>
+    </w:p>
+    <w:p>
+      <w:pPr>
+        <w:pStyle w:val="NoSpacing"/>
+        <w:rPr>
+          <w:rStyle w:val="SubtleEmphasis"/>
+          <w:sz w:val="18"/>
+          <w:szCs w:val="18"/>
+          <w:lang w:val="en-GB"/>
+        </w:rPr>
+      </w:pPr>
+      <w:r>
+        <w:rPr>
+          <w:rStyle w:val="SubtleEmphasis"/>
+          <w:sz w:val="18"/>
+          <w:szCs w:val="18"/>
+          <w:lang w:val="en-GB"/>
+        </w:rPr>
+        <w:t xml:space="preserve">    (7): MaxPool2d(</w:t>
+      </w:r>
+      <w:proofErr w:type="spellStart"/>
+      <w:r>
+        <w:rPr>
+          <w:rStyle w:val="SubtleEmphasis"/>
+          <w:sz w:val="18"/>
+          <w:szCs w:val="18"/>
+          <w:lang w:val="en-GB"/>
+        </w:rPr>
+        <w:t>kernel_size</w:t>
+      </w:r>
+      <w:proofErr w:type="spellEnd"/>
+      <w:r>
+        <w:rPr>
+          <w:rStyle w:val="SubtleEmphasis"/>
+          <w:sz w:val="18"/>
+          <w:szCs w:val="18"/>
+          <w:lang w:val="en-GB"/>
+        </w:rPr>
+        <w:t xml:space="preserve">=2, stride=2, padding=0, dilation=1, </w:t>
+      </w:r>
+      <w:proofErr w:type="spellStart"/>
+      <w:r>
+        <w:rPr>
+          <w:rStyle w:val="SubtleEmphasis"/>
+          <w:sz w:val="18"/>
+          <w:szCs w:val="18"/>
+          <w:lang w:val="en-GB"/>
+        </w:rPr>
+        <w:t>ceil_mode</w:t>
+      </w:r>
+      <w:proofErr w:type="spellEnd"/>
+      <w:r>
+        <w:rPr>
+          <w:rStyle w:val="SubtleEmphasis"/>
+          <w:sz w:val="18"/>
+          <w:szCs w:val="18"/>
+          <w:lang w:val="en-GB"/>
+        </w:rPr>
+        <w:t>=False)</w:t>
+      </w:r>
+    </w:p>
+    <w:p>
+      <w:pPr>
+        <w:pStyle w:val="NoSpacing"/>
+        <w:rPr>
+          <w:rStyle w:val="SubtleEmphasis"/>
+          <w:sz w:val="18"/>
+          <w:szCs w:val="18"/>
+          <w:lang w:val="en-GB"/>
+        </w:rPr>
+      </w:pPr>
+      <w:r>
+        <w:rPr>
+          <w:rStyle w:val="SubtleEmphasis"/>
+          <w:sz w:val="18"/>
+          <w:szCs w:val="18"/>
+          <w:lang w:val="en-GB"/>
+        </w:rPr>
+        <w:t xml:space="preserve">    (8): Conv2d(32, 64, </w:t>
+      </w:r>
+      <w:proofErr w:type="spellStart"/>
+      <w:r>
+        <w:rPr>
+          <w:rStyle w:val="SubtleEmphasis"/>
+          <w:sz w:val="18"/>
+          <w:szCs w:val="18"/>
+          <w:lang w:val="en-GB"/>
+        </w:rPr>
+        <w:t>kernel_size</w:t>
+      </w:r>
+      <w:proofErr w:type="spellEnd"/>
+      <w:r>
+        <w:rPr>
+          <w:rStyle w:val="SubtleEmphasis"/>
+          <w:sz w:val="18"/>
+          <w:szCs w:val="18"/>
+          <w:lang w:val="en-GB"/>
+        </w:rPr>
+        <w:t>=(3, 3), stride=(1, 1), padding=(1, 1))</w:t>
+      </w:r>
+    </w:p>
+    <w:p>
+      <w:pPr>
+        <w:pStyle w:val="NoSpacing"/>
+        <w:rPr>
+          <w:rStyle w:val="SubtleEmphasis"/>
+          <w:sz w:val="18"/>
+          <w:szCs w:val="18"/>
+          <w:lang w:val="en-GB"/>
+        </w:rPr>
+      </w:pPr>
+      <w:r>
+        <w:rPr>
+          <w:rStyle w:val="SubtleEmphasis"/>
+          <w:sz w:val="18"/>
+          <w:szCs w:val="18"/>
+          <w:lang w:val="en-GB"/>
+        </w:rPr>
+        <w:t xml:space="preserve">    (9): BatchNorm2d(64, eps=1e-05, momentum=0.1, affine=True, </w:t>
+      </w:r>
+      <w:proofErr w:type="spellStart"/>
+      <w:r>
+        <w:rPr>
+          <w:rStyle w:val="SubtleEmphasis"/>
+          <w:sz w:val="18"/>
+          <w:szCs w:val="18"/>
+          <w:lang w:val="en-GB"/>
+        </w:rPr>
+        <w:t>track_running_stats</w:t>
+      </w:r>
+      <w:proofErr w:type="spellEnd"/>
+      <w:r>
+        <w:rPr>
+          <w:rStyle w:val="SubtleEmphasis"/>
+          <w:sz w:val="18"/>
+          <w:szCs w:val="18"/>
+          <w:lang w:val="en-GB"/>
+        </w:rPr>
+        <w:t>=True)</w:t>
+      </w:r>
+    </w:p>
+    <w:p>
+      <w:pPr>
+        <w:pStyle w:val="NoSpacing"/>
+        <w:rPr>
+          <w:rStyle w:val="SubtleEmphasis"/>
+          <w:sz w:val="18"/>
+          <w:szCs w:val="18"/>
+          <w:lang w:val="en-GB"/>
+        </w:rPr>
+      </w:pPr>
+      <w:r>
+        <w:rPr>
+          <w:rStyle w:val="SubtleEmphasis"/>
+          <w:sz w:val="18"/>
+          <w:szCs w:val="18"/>
+          <w:lang w:val="en-GB"/>
+        </w:rPr>
+        <w:t xml:space="preserve">    (10): </w:t>
+      </w:r>
+      <w:proofErr w:type="spellStart"/>
+      <w:r>
+        <w:rPr>
+          <w:rStyle w:val="SubtleEmphasis"/>
+          <w:sz w:val="18"/>
+          <w:szCs w:val="18"/>
+          <w:lang w:val="en-GB"/>
+        </w:rPr>
+        <w:t>ReLU</w:t>
+      </w:r>
+      <w:proofErr w:type="spellEnd"/>
+      <w:r>
+        <w:rPr>
+          <w:rStyle w:val="SubtleEmphasis"/>
+          <w:sz w:val="18"/>
+          <w:szCs w:val="18"/>
+          <w:lang w:val="en-GB"/>
+        </w:rPr>
+        <w:t>()</w:t>
+      </w:r>
+    </w:p>
+    <w:p>
+      <w:pPr>
+        <w:pStyle w:val="NoSpacing"/>
+        <w:rPr>
+          <w:rStyle w:val="SubtleEmphasis"/>
+          <w:sz w:val="18"/>
+          <w:szCs w:val="18"/>
+          <w:lang w:val="en-GB"/>
+        </w:rPr>
+      </w:pPr>
+      <w:r>
+        <w:rPr>
+          <w:rStyle w:val="SubtleEmphasis"/>
+          <w:sz w:val="18"/>
+          <w:szCs w:val="18"/>
+          <w:lang w:val="en-GB"/>
+        </w:rPr>
+        <w:t xml:space="preserve">    (11): MaxPool2d(</w:t>
+      </w:r>
+      <w:proofErr w:type="spellStart"/>
+      <w:r>
+        <w:rPr>
+          <w:rStyle w:val="SubtleEmphasis"/>
+          <w:sz w:val="18"/>
+          <w:szCs w:val="18"/>
+          <w:lang w:val="en-GB"/>
+        </w:rPr>
+        <w:t>kernel_size</w:t>
+      </w:r>
+      <w:proofErr w:type="spellEnd"/>
+      <w:r>
+        <w:rPr>
+          <w:rStyle w:val="SubtleEmphasis"/>
+          <w:sz w:val="18"/>
+          <w:szCs w:val="18"/>
+          <w:lang w:val="en-GB"/>
+        </w:rPr>
+        <w:t xml:space="preserve">=2, stride=2, padding=0, dilation=1, </w:t>
+      </w:r>
+      <w:proofErr w:type="spellStart"/>
+      <w:r>
+        <w:rPr>
+          <w:rStyle w:val="SubtleEmphasis"/>
+          <w:sz w:val="18"/>
+          <w:szCs w:val="18"/>
+          <w:lang w:val="en-GB"/>
+        </w:rPr>
+        <w:t>ceil_mode</w:t>
+      </w:r>
+      <w:proofErr w:type="spellEnd"/>
+      <w:r>
+        <w:rPr>
+          <w:rStyle w:val="SubtleEmphasis"/>
+          <w:sz w:val="18"/>
+          <w:szCs w:val="18"/>
+          <w:lang w:val="en-GB"/>
+        </w:rPr>
+        <w:t>=False)</w:t>
+      </w:r>
+    </w:p>
+    <w:p>
+      <w:pPr>
+        <w:pStyle w:val="NoSpacing"/>
+        <w:rPr>
+          <w:rStyle w:val="SubtleEmphasis"/>
+          <w:sz w:val="18"/>
+          <w:szCs w:val="18"/>
+          <w:lang w:val="en-GB"/>
+        </w:rPr>
+      </w:pPr>
+      <w:r>
+        <w:rPr>
+          <w:rStyle w:val="SubtleEmphasis"/>
+          <w:sz w:val="18"/>
+          <w:szCs w:val="18"/>
+          <w:lang w:val="en-GB"/>
+        </w:rPr>
+        <w:t xml:space="preserve">    (12): Conv2d(64, 64, </w:t>
+      </w:r>
+      <w:proofErr w:type="spellStart"/>
+      <w:r>
+        <w:rPr>
+          <w:rStyle w:val="SubtleEmphasis"/>
+          <w:sz w:val="18"/>
+          <w:szCs w:val="18"/>
+          <w:lang w:val="en-GB"/>
+        </w:rPr>
+        <w:t>kernel_size</w:t>
+      </w:r>
+      <w:proofErr w:type="spellEnd"/>
+      <w:r>
+        <w:rPr>
+          <w:rStyle w:val="SubtleEmphasis"/>
+          <w:sz w:val="18"/>
+          <w:szCs w:val="18"/>
+          <w:lang w:val="en-GB"/>
+        </w:rPr>
+        <w:t>=(3, 3), stride=(1, 1), padding=(1, 1))</w:t>
+      </w:r>
+    </w:p>
+    <w:p>
+      <w:pPr>
+        <w:pStyle w:val="NoSpacing"/>
+        <w:rPr>
+          <w:rStyle w:val="SubtleEmphasis"/>
+          <w:sz w:val="18"/>
+          <w:szCs w:val="18"/>
+          <w:lang w:val="en-GB"/>
+        </w:rPr>
+      </w:pPr>
+      <w:r>
+        <w:rPr>
+          <w:rStyle w:val="SubtleEmphasis"/>
+          <w:sz w:val="18"/>
+          <w:szCs w:val="18"/>
+          <w:lang w:val="en-GB"/>
+        </w:rPr>
+        <w:t xml:space="preserve">    (13): BatchNorm2d(64, eps=1e-05, momentum=0.1, affine=True, </w:t>
+      </w:r>
+      <w:proofErr w:type="spellStart"/>
+      <w:r>
+        <w:rPr>
+          <w:rStyle w:val="SubtleEmphasis"/>
+          <w:sz w:val="18"/>
+          <w:szCs w:val="18"/>
+          <w:lang w:val="en-GB"/>
+        </w:rPr>
+        <w:t>track_running_stats</w:t>
+      </w:r>
+      <w:proofErr w:type="spellEnd"/>
+      <w:r>
+        <w:rPr>
+          <w:rStyle w:val="SubtleEmphasis"/>
+          <w:sz w:val="18"/>
+          <w:szCs w:val="18"/>
+          <w:lang w:val="en-GB"/>
+        </w:rPr>
+        <w:t>=True)</w:t>
+      </w:r>
+    </w:p>
+    <w:p>
+      <w:pPr>
+        <w:pStyle w:val="NoSpacing"/>
+        <w:rPr>
+          <w:rStyle w:val="SubtleEmphasis"/>
+          <w:sz w:val="18"/>
+          <w:szCs w:val="18"/>
+          <w:lang w:val="en-GB"/>
+        </w:rPr>
+      </w:pPr>
+      <w:r>
+        <w:rPr>
+          <w:rStyle w:val="SubtleEmphasis"/>
+          <w:sz w:val="18"/>
+          <w:szCs w:val="18"/>
+          <w:lang w:val="en-GB"/>
+        </w:rPr>
+        <w:t xml:space="preserve">    (14): </w:t>
+      </w:r>
+      <w:proofErr w:type="spellStart"/>
+      <w:r>
+        <w:rPr>
+          <w:rStyle w:val="SubtleEmphasis"/>
+          <w:sz w:val="18"/>
+          <w:szCs w:val="18"/>
+          <w:lang w:val="en-GB"/>
+        </w:rPr>
+        <w:t>ReLU</w:t>
+      </w:r>
+      <w:proofErr w:type="spellEnd"/>
+      <w:r>
+        <w:rPr>
+          <w:rStyle w:val="SubtleEmphasis"/>
+          <w:sz w:val="18"/>
+          <w:szCs w:val="18"/>
+          <w:lang w:val="en-GB"/>
+        </w:rPr>
+        <w:t>()</w:t>
+      </w:r>
+    </w:p>
+    <w:p>
+      <w:pPr>
+        <w:pStyle w:val="NoSpacing"/>
+        <w:rPr>
+          <w:rStyle w:val="SubtleEmphasis"/>
+          <w:sz w:val="18"/>
+          <w:szCs w:val="18"/>
+          <w:lang w:val="en-GB"/>
+        </w:rPr>
+      </w:pPr>
+      <w:r>
+        <w:rPr>
+          <w:rStyle w:val="SubtleEmphasis"/>
+          <w:sz w:val="18"/>
+          <w:szCs w:val="18"/>
+          <w:lang w:val="en-GB"/>
+        </w:rPr>
+        <w:t xml:space="preserve">    (15): MaxPool2d(</w:t>
+      </w:r>
+      <w:proofErr w:type="spellStart"/>
+      <w:r>
+        <w:rPr>
+          <w:rStyle w:val="SubtleEmphasis"/>
+          <w:sz w:val="18"/>
+          <w:szCs w:val="18"/>
+          <w:lang w:val="en-GB"/>
+        </w:rPr>
+        <w:t>kernel_size</w:t>
+      </w:r>
+      <w:proofErr w:type="spellEnd"/>
+      <w:r>
+        <w:rPr>
+          <w:rStyle w:val="SubtleEmphasis"/>
+          <w:sz w:val="18"/>
+          <w:szCs w:val="18"/>
+          <w:lang w:val="en-GB"/>
+        </w:rPr>
+        <w:t xml:space="preserve">=2, stride=2, padding=0, dilation=1, </w:t>
+      </w:r>
+      <w:proofErr w:type="spellStart"/>
+      <w:r>
+        <w:rPr>
+          <w:rStyle w:val="SubtleEmphasis"/>
+          <w:sz w:val="18"/>
+          <w:szCs w:val="18"/>
+          <w:lang w:val="en-GB"/>
+        </w:rPr>
+        <w:t>ceil_mode</w:t>
+      </w:r>
+      <w:proofErr w:type="spellEnd"/>
+      <w:r>
+        <w:rPr>
+          <w:rStyle w:val="SubtleEmphasis"/>
+          <w:sz w:val="18"/>
+          <w:szCs w:val="18"/>
+          <w:lang w:val="en-GB"/>
+        </w:rPr>
+        <w:t>=False)</w:t>
+      </w:r>
+    </w:p>
+    <w:p>
+      <w:pPr>
+        <w:pStyle w:val="NoSpacing"/>
+        <w:rPr>
+          <w:rStyle w:val="SubtleEmphasis"/>
+          <w:sz w:val="18"/>
+          <w:szCs w:val="18"/>
+          <w:lang w:val="en-GB"/>
+        </w:rPr>
+      </w:pPr>
+      <w:r>
+        <w:rPr>
+          <w:rStyle w:val="SubtleEmphasis"/>
+          <w:sz w:val="18"/>
+          <w:szCs w:val="18"/>
+          <w:lang w:val="en-GB"/>
+        </w:rPr>
+        <w:t xml:space="preserve">    (16): Conv2d(64, 32, </w:t>
+      </w:r>
+      <w:proofErr w:type="spellStart"/>
+      <w:r>
+        <w:rPr>
+          <w:rStyle w:val="SubtleEmphasis"/>
+          <w:sz w:val="18"/>
+          <w:szCs w:val="18"/>
+          <w:lang w:val="en-GB"/>
+        </w:rPr>
+        <w:t>kernel_size</w:t>
+      </w:r>
+      <w:proofErr w:type="spellEnd"/>
+      <w:r>
+        <w:rPr>
+          <w:rStyle w:val="SubtleEmphasis"/>
+          <w:sz w:val="18"/>
+          <w:szCs w:val="18"/>
+          <w:lang w:val="en-GB"/>
+        </w:rPr>
+        <w:t>=(3, 3), stride=(1, 1), padding=(1, 1))</w:t>
+      </w:r>
+    </w:p>
+    <w:p>
+      <w:pPr>
+        <w:pStyle w:val="NoSpacing"/>
+        <w:rPr>
+          <w:rStyle w:val="SubtleEmphasis"/>
+          <w:sz w:val="18"/>
+          <w:szCs w:val="18"/>
+          <w:lang w:val="en-GB"/>
+        </w:rPr>
+      </w:pPr>
+      <w:r>
+        <w:rPr>
+          <w:rStyle w:val="SubtleEmphasis"/>
+          <w:sz w:val="18"/>
+          <w:szCs w:val="18"/>
+          <w:lang w:val="en-GB"/>
+        </w:rPr>
+        <w:t xml:space="preserve">    (17): BatchNorm2d(32, eps=1e-05, momentum=0.1, affine=True, </w:t>
+      </w:r>
+      <w:proofErr w:type="spellStart"/>
+      <w:r>
+        <w:rPr>
+          <w:rStyle w:val="SubtleEmphasis"/>
+          <w:sz w:val="18"/>
+          <w:szCs w:val="18"/>
+          <w:lang w:val="en-GB"/>
+        </w:rPr>
+        <w:t>track_running_stats</w:t>
+      </w:r>
+      <w:proofErr w:type="spellEnd"/>
+      <w:r>
+        <w:rPr>
+          <w:rStyle w:val="SubtleEmphasis"/>
+          <w:sz w:val="18"/>
+          <w:szCs w:val="18"/>
+          <w:lang w:val="en-GB"/>
+        </w:rPr>
+        <w:t>=True)</w:t>
+      </w:r>
+    </w:p>
+    <w:p>
+      <w:pPr>
+        <w:pStyle w:val="NoSpacing"/>
+        <w:rPr>
+          <w:rStyle w:val="SubtleEmphasis"/>
+          <w:sz w:val="18"/>
+          <w:szCs w:val="18"/>
+          <w:lang w:val="en-GB"/>
+        </w:rPr>
+      </w:pPr>
+      <w:r>
+        <w:rPr>
+          <w:rStyle w:val="SubtleEmphasis"/>
+          <w:sz w:val="18"/>
+          <w:szCs w:val="18"/>
+          <w:lang w:val="en-GB"/>
+        </w:rPr>
+        <w:t xml:space="preserve">    (18): </w:t>
+      </w:r>
+      <w:proofErr w:type="spellStart"/>
+      <w:r>
+        <w:rPr>
+          <w:rStyle w:val="SubtleEmphasis"/>
+          <w:sz w:val="18"/>
+          <w:szCs w:val="18"/>
+          <w:lang w:val="en-GB"/>
+        </w:rPr>
+        <w:t>ReLU</w:t>
+      </w:r>
+      <w:proofErr w:type="spellEnd"/>
+      <w:r>
+        <w:rPr>
+          <w:rStyle w:val="SubtleEmphasis"/>
+          <w:sz w:val="18"/>
+          <w:szCs w:val="18"/>
+          <w:lang w:val="en-GB"/>
+        </w:rPr>
+        <w:t>()</w:t>
+      </w:r>
+    </w:p>
+    <w:p>
+      <w:pPr>
+        <w:pStyle w:val="NoSpacing"/>
+        <w:rPr>
+          <w:rStyle w:val="SubtleEmphasis"/>
+          <w:sz w:val="18"/>
+          <w:szCs w:val="18"/>
+          <w:lang w:val="en-GB"/>
+        </w:rPr>
+      </w:pPr>
+      <w:r>
+        <w:rPr>
+          <w:rStyle w:val="SubtleEmphasis"/>
+          <w:sz w:val="18"/>
+          <w:szCs w:val="18"/>
+          <w:lang w:val="en-GB"/>
+        </w:rPr>
+        <w:t xml:space="preserve">    (19): Flatten(</w:t>
+      </w:r>
+      <w:proofErr w:type="spellStart"/>
+      <w:r>
+        <w:rPr>
+          <w:rStyle w:val="SubtleEmphasis"/>
+          <w:sz w:val="18"/>
+          <w:szCs w:val="18"/>
+          <w:lang w:val="en-GB"/>
+        </w:rPr>
+        <w:t>start_dim</w:t>
+      </w:r>
+      <w:proofErr w:type="spellEnd"/>
+      <w:r>
+        <w:rPr>
+          <w:rStyle w:val="SubtleEmphasis"/>
+          <w:sz w:val="18"/>
+          <w:szCs w:val="18"/>
+          <w:lang w:val="en-GB"/>
+        </w:rPr>
+        <w:t xml:space="preserve">=1, </w:t>
+      </w:r>
+      <w:proofErr w:type="spellStart"/>
+      <w:r>
+        <w:rPr>
+          <w:rStyle w:val="SubtleEmphasis"/>
+          <w:sz w:val="18"/>
+          <w:szCs w:val="18"/>
+          <w:lang w:val="en-GB"/>
+        </w:rPr>
+        <w:t>end_dim</w:t>
+      </w:r>
+      <w:proofErr w:type="spellEnd"/>
+      <w:r>
+        <w:rPr>
+          <w:rStyle w:val="SubtleEmphasis"/>
+          <w:sz w:val="18"/>
+          <w:szCs w:val="18"/>
+          <w:lang w:val="en-GB"/>
+        </w:rPr>
+        <w:t>=-1)</w:t>
+      </w:r>
+    </w:p>
+    <w:p>
+      <w:pPr>
+        <w:pStyle w:val="NoSpacing"/>
+        <w:rPr>
+          <w:rStyle w:val="SubtleEmphasis"/>
+          <w:sz w:val="18"/>
+          <w:szCs w:val="18"/>
+          <w:lang w:val="en-GB"/>
+        </w:rPr>
+      </w:pPr>
+      <w:r>
+        <w:rPr>
+          <w:rStyle w:val="SubtleEmphasis"/>
+          <w:sz w:val="18"/>
+          <w:szCs w:val="18"/>
+          <w:lang w:val="en-GB"/>
+        </w:rPr>
+        <w:t xml:space="preserve">    (20): Dropout(p=0.2, </w:t>
+      </w:r>
+      <w:proofErr w:type="spellStart"/>
+      <w:r>
+        <w:rPr>
+          <w:rStyle w:val="SubtleEmphasis"/>
+          <w:sz w:val="18"/>
+          <w:szCs w:val="18"/>
+          <w:lang w:val="en-GB"/>
+        </w:rPr>
+        <w:t>inplace</w:t>
+      </w:r>
+      <w:proofErr w:type="spellEnd"/>
+      <w:r>
+        <w:rPr>
+          <w:rStyle w:val="SubtleEmphasis"/>
+          <w:sz w:val="18"/>
+          <w:szCs w:val="18"/>
+          <w:lang w:val="en-GB"/>
+        </w:rPr>
+        <w:t>=False)</w:t>
+      </w:r>
+    </w:p>
+    <w:p>
+      <w:pPr>
+        <w:pStyle w:val="NoSpacing"/>
+        <w:rPr>
+          <w:rStyle w:val="SubtleEmphasis"/>
+          <w:sz w:val="18"/>
+          <w:szCs w:val="18"/>
+          <w:lang w:val="en-GB"/>
+        </w:rPr>
+      </w:pPr>
+      <w:r>
+        <w:rPr>
+          <w:rStyle w:val="SubtleEmphasis"/>
+          <w:sz w:val="18"/>
+          <w:szCs w:val="18"/>
+          <w:lang w:val="en-GB"/>
+        </w:rPr>
+        <w:t xml:space="preserve">    (21): Linear(</w:t>
+      </w:r>
+      <w:proofErr w:type="spellStart"/>
+      <w:r>
+        <w:rPr>
+          <w:rStyle w:val="SubtleEmphasis"/>
+          <w:sz w:val="18"/>
+          <w:szCs w:val="18"/>
+          <w:lang w:val="en-GB"/>
+        </w:rPr>
+        <w:t>in_features</w:t>
+      </w:r>
+      <w:proofErr w:type="spellEnd"/>
+      <w:r>
+        <w:rPr>
+          <w:rStyle w:val="SubtleEmphasis"/>
+          <w:sz w:val="18"/>
+          <w:szCs w:val="18"/>
+          <w:lang w:val="en-GB"/>
+        </w:rPr>
+        <w:t xml:space="preserve">=1568, </w:t>
+      </w:r>
+      <w:proofErr w:type="spellStart"/>
+      <w:r>
+        <w:rPr>
+          <w:rStyle w:val="SubtleEmphasis"/>
+          <w:sz w:val="18"/>
+          <w:szCs w:val="18"/>
+          <w:lang w:val="en-GB"/>
+        </w:rPr>
+        <w:t>out_features</w:t>
+      </w:r>
+      <w:proofErr w:type="spellEnd"/>
+      <w:r>
+        <w:rPr>
+          <w:rStyle w:val="SubtleEmphasis"/>
+          <w:sz w:val="18"/>
+          <w:szCs w:val="18"/>
+          <w:lang w:val="en-GB"/>
+        </w:rPr>
+        <w:t>=512, bias=True)</w:t>
+      </w:r>
+    </w:p>
+    <w:p>
+      <w:pPr>
+        <w:pStyle w:val="NoSpacing"/>
+        <w:rPr>
+          <w:rStyle w:val="SubtleEmphasis"/>
+          <w:sz w:val="18"/>
+          <w:szCs w:val="18"/>
+          <w:lang w:val="en-GB"/>
+        </w:rPr>
+      </w:pPr>
+      <w:r>
+        <w:rPr>
+          <w:rStyle w:val="SubtleEmphasis"/>
+          <w:sz w:val="18"/>
+          <w:szCs w:val="18"/>
+          <w:lang w:val="en-GB"/>
+        </w:rPr>
+        <w:t xml:space="preserve">    (22): </w:t>
+      </w:r>
+      <w:proofErr w:type="spellStart"/>
+      <w:r>
+        <w:rPr>
+          <w:rStyle w:val="SubtleEmphasis"/>
+          <w:sz w:val="18"/>
+          <w:szCs w:val="18"/>
+          <w:lang w:val="en-GB"/>
+        </w:rPr>
+        <w:t>ReLU</w:t>
+      </w:r>
+      <w:proofErr w:type="spellEnd"/>
+      <w:r>
+        <w:rPr>
+          <w:rStyle w:val="SubtleEmphasis"/>
+          <w:sz w:val="18"/>
+          <w:szCs w:val="18"/>
+          <w:lang w:val="en-GB"/>
+        </w:rPr>
+        <w:t>()</w:t>
+      </w:r>
+    </w:p>
+    <w:p>
+      <w:pPr>
+        <w:pStyle w:val="NoSpacing"/>
+        <w:rPr>
+          <w:rStyle w:val="SubtleEmphasis"/>
+          <w:sz w:val="18"/>
+          <w:szCs w:val="18"/>
+          <w:lang w:val="en-GB"/>
+        </w:rPr>
+      </w:pPr>
+      <w:r>
+        <w:rPr>
+          <w:rStyle w:val="SubtleEmphasis"/>
+          <w:sz w:val="18"/>
+          <w:szCs w:val="18"/>
+          <w:lang w:val="en-GB"/>
+        </w:rPr>
+        <w:t xml:space="preserve">    (23): Linear(</w:t>
+      </w:r>
+      <w:proofErr w:type="spellStart"/>
+      <w:r>
+        <w:rPr>
+          <w:rStyle w:val="SubtleEmphasis"/>
+          <w:sz w:val="18"/>
+          <w:szCs w:val="18"/>
+          <w:lang w:val="en-GB"/>
+        </w:rPr>
+        <w:t>in_features</w:t>
+      </w:r>
+      <w:proofErr w:type="spellEnd"/>
+      <w:r>
+        <w:rPr>
+          <w:rStyle w:val="SubtleEmphasis"/>
+          <w:sz w:val="18"/>
+          <w:szCs w:val="18"/>
+          <w:lang w:val="en-GB"/>
+        </w:rPr>
+        <w:t xml:space="preserve">=512, </w:t>
+      </w:r>
+      <w:proofErr w:type="spellStart"/>
+      <w:r>
+        <w:rPr>
+          <w:rStyle w:val="SubtleEmphasis"/>
+          <w:sz w:val="18"/>
+          <w:szCs w:val="18"/>
+          <w:lang w:val="en-GB"/>
+        </w:rPr>
+        <w:t>out_features</w:t>
+      </w:r>
+      <w:proofErr w:type="spellEnd"/>
+      <w:r>
+        <w:rPr>
+          <w:rStyle w:val="SubtleEmphasis"/>
+          <w:sz w:val="18"/>
+          <w:szCs w:val="18"/>
+          <w:lang w:val="en-GB"/>
+        </w:rPr>
+        <w:t>=343, bias=True)</w:t>
+      </w:r>
+    </w:p>
+    <w:p>
+      <w:pPr>
+        <w:pStyle w:val="NoSpacing"/>
+        <w:rPr>
+          <w:rStyle w:val="SubtleEmphasis"/>
+          <w:sz w:val="18"/>
+          <w:szCs w:val="18"/>
+          <w:lang w:val="en-GB"/>
+        </w:rPr>
+      </w:pPr>
+      <w:r>
+        <w:rPr>
+          <w:rStyle w:val="SubtleEmphasis"/>
+          <w:sz w:val="18"/>
+          <w:szCs w:val="18"/>
+          <w:lang w:val="en-GB"/>
+        </w:rPr>
+        <w:t xml:space="preserve">    (24): Sigmoid()</w:t>
+      </w:r>
+    </w:p>
+    <w:p>
+      <w:pPr>
+        <w:pStyle w:val="NoSpacing"/>
+        <w:rPr>
+          <w:rStyle w:val="SubtleEmphasis"/>
+          <w:sz w:val="18"/>
+          <w:szCs w:val="18"/>
+          <w:lang w:val="en-GB"/>
+        </w:rPr>
+      </w:pPr>
+      <w:r>
+        <w:rPr>
+          <w:rStyle w:val="SubtleEmphasis"/>
+          <w:sz w:val="18"/>
+          <w:szCs w:val="18"/>
+          <w:lang w:val="en-GB"/>
+        </w:rPr>
+        <w:t xml:space="preserve">  )</w:t>
+      </w:r>
+    </w:p>
+    <w:p>
+      <w:pPr>
+        <w:pStyle w:val="NoSpacing"/>
+        <w:rPr>
+          <w:rStyle w:val="SubtleEmphasis"/>
+          <w:sz w:val="18"/>
+          <w:szCs w:val="18"/>
+          <w:lang w:val="en-GB"/>
+        </w:rPr>
+      </w:pPr>
+      <w:r>
+        <w:rPr>
+          <w:rStyle w:val="SubtleEmphasis"/>
+          <w:sz w:val="18"/>
+          <w:szCs w:val="18"/>
+          <w:lang w:val="en-GB"/>
+        </w:rPr>
+        <w:t>)</w:t>
+      </w:r>
+    </w:p>
+    <w:p>
+      <w:pPr>
+        <w:pStyle w:val="NoSpacing"/>
+        <w:rPr>
+          <w:lang w:val="en-GB"/>
+        </w:rPr>
+      </w:pPr>
+    </w:p>
+    <w:p>
+      <w:pPr>
         <w:rPr>
           <w:b/>
           <w:bCs/>
@@ -184,72 +1491,8 @@
           <w:szCs w:val="24"/>
           <w:lang w:val="en-GB"/>
         </w:rPr>
-        <w:t>Description of data preparation</w:t>
-      </w:r>
-    </w:p>
-    <w:p>
-      <w:pPr>
-        <w:pStyle w:val="NoSpacing"/>
-        <w:rPr>
-          <w:lang w:val="en-GB"/>
-        </w:rPr>
-      </w:pPr>
-      <w:r>
-        <w:rPr>
-          <w:lang w:val="en-GB"/>
-        </w:rPr>
-        <w:t>(</w:t>
-      </w:r>
-      <w:r>
-        <w:rPr>
-          <w:lang w:val="en-GB"/>
-        </w:rPr>
-        <w:t xml:space="preserve">Add a brief description of how you process the images to fit the model input. Explicitly explain how you adapt the bounding box labels. </w:t>
-      </w:r>
-      <w:r>
-        <w:rPr>
-          <w:lang w:val="en-GB"/>
-        </w:rPr>
-        <w:t xml:space="preserve">Approx. </w:t>
-      </w:r>
-      <w:r>
-        <w:rPr>
-          <w:lang w:val="en-GB"/>
-        </w:rPr>
-        <w:t>0.</w:t>
-      </w:r>
-      <w:r>
-        <w:rPr>
-          <w:lang w:val="en-GB"/>
-        </w:rPr>
-        <w:t>2</w:t>
-      </w:r>
-      <w:r>
-        <w:rPr>
-          <w:lang w:val="en-GB"/>
-        </w:rPr>
-        <w:t>5</w:t>
-      </w:r>
-      <w:r>
-        <w:rPr>
-          <w:lang w:val="en-GB"/>
-        </w:rPr>
-        <w:t xml:space="preserve"> page</w:t>
-      </w:r>
-      <w:r>
-        <w:rPr>
-          <w:lang w:val="en-GB"/>
-        </w:rPr>
-        <w:t>.)</w:t>
-      </w:r>
-    </w:p>
-    <w:p>
-      <w:pPr>
-        <w:pStyle w:val="NoSpacing"/>
-        <w:rPr>
-          <w:lang w:val="en-GB"/>
-        </w:rPr>
-      </w:pPr>
+        <w:br w:type="page"/>
+      </w:r>
     </w:p>
     <w:p>
       <w:pPr>
@@ -270,6 +1513,1098 @@
           <w:szCs w:val="24"/>
           <w:lang w:val="en-GB"/>
         </w:rPr>
+        <w:lastRenderedPageBreak/>
+        <w:t>Description of data preparation</w:t>
+      </w:r>
+    </w:p>
+    <w:p>
+      <w:pPr>
+        <w:pStyle w:val="NoSpacing"/>
+        <w:rPr>
+          <w:lang w:val="en-GB"/>
+        </w:rPr>
+      </w:pPr>
+      <w:r>
+        <w:rPr>
+          <w:highlight w:val="yellow"/>
+          <w:lang w:val="en-GB"/>
+        </w:rPr>
+        <w:t>(Add a brief description of how you process the images to fit the model input. Explicitly explain how you adapt the bounding box labels. Approx. 0.</w:t>
+      </w:r>
+      <w:r>
+        <w:rPr>
+          <w:highlight w:val="yellow"/>
+          <w:lang w:val="en-GB"/>
+        </w:rPr>
+        <w:t>2</w:t>
+      </w:r>
+      <w:r>
+        <w:rPr>
+          <w:highlight w:val="yellow"/>
+          <w:lang w:val="en-GB"/>
+        </w:rPr>
+        <w:t>5</w:t>
+      </w:r>
+      <w:r>
+        <w:rPr>
+          <w:highlight w:val="yellow"/>
+          <w:lang w:val="en-GB"/>
+        </w:rPr>
+        <w:t xml:space="preserve"> page</w:t>
+      </w:r>
+      <w:r>
+        <w:rPr>
+          <w:highlight w:val="yellow"/>
+          <w:lang w:val="en-GB"/>
+        </w:rPr>
+        <w:t>.)</w:t>
+      </w:r>
+    </w:p>
+    <w:p>
+      <w:pPr>
+        <w:pStyle w:val="NoSpacing"/>
+        <w:rPr>
+          <w:lang w:val="en-GB"/>
+        </w:rPr>
+      </w:pPr>
+      <w:r>
+        <w:rPr>
+          <w:lang w:val="en-GB"/>
+        </w:rPr>
+        <w:t xml:space="preserve">The original image resolution is </w:t>
+      </w:r>
+      <w:r>
+        <w:rPr>
+          <w:lang w:val="en-GB"/>
+        </w:rPr>
+        <w:t xml:space="preserve">inconsistent, and often larger than the expected input of 112 by 112 pixels. We therefore downscale the image using </w:t>
+      </w:r>
+      <w:proofErr w:type="spellStart"/>
+      <w:r>
+        <w:rPr>
+          <w:i/>
+          <w:iCs/>
+          <w:lang w:val="en-GB"/>
+        </w:rPr>
+        <w:t>torchvision.</w:t>
+      </w:r>
+      <w:r>
+        <w:rPr>
+          <w:i/>
+          <w:iCs/>
+          <w:lang w:val="en-GB"/>
+        </w:rPr>
+        <w:t>transforms.Resize</w:t>
+      </w:r>
+      <w:proofErr w:type="spellEnd"/>
+      <w:r>
+        <w:rPr>
+          <w:lang w:val="en-GB"/>
+        </w:rPr>
+        <w:t xml:space="preserve">. However, this does not change the size of the bounding boxes. For this, we had to do some manual calculations. </w:t>
+      </w:r>
+      <w:r>
+        <w:rPr>
+          <w:lang w:val="en-GB"/>
+        </w:rPr>
+        <w:t xml:space="preserve">The </w:t>
+      </w:r>
+      <w:r>
+        <w:rPr>
+          <w:lang w:val="en-GB"/>
+        </w:rPr>
+        <w:t xml:space="preserve">provided annotations </w:t>
+      </w:r>
+      <w:r>
+        <w:rPr>
+          <w:lang w:val="en-GB"/>
+        </w:rPr>
+        <w:t>came in the form of (x, y) coordinates for</w:t>
+      </w:r>
+      <w:r>
+        <w:rPr>
+          <w:lang w:val="en-GB"/>
+        </w:rPr>
+        <w:t xml:space="preserve"> the top left and bottom right corners, along with a label.</w:t>
+      </w:r>
+      <w:r>
+        <w:rPr>
+          <w:lang w:val="en-GB"/>
+        </w:rPr>
+        <w:t xml:space="preserve"> YOLO expects the </w:t>
+      </w:r>
+      <w:r>
+        <w:rPr>
+          <w:lang w:val="en-GB"/>
+        </w:rPr>
+        <w:t>labels in the form of one (x, y) coordinate for the centre of the bounding box,</w:t>
+      </w:r>
+      <w:r>
+        <w:rPr>
+          <w:lang w:val="en-GB"/>
+        </w:rPr>
+        <w:t xml:space="preserve"> a width and height, and</w:t>
+      </w:r>
+      <w:r>
+        <w:rPr>
+          <w:lang w:val="en-GB"/>
+        </w:rPr>
+        <w:t xml:space="preserve"> a label. The coordinates, width, and height are normalised, relative to the image</w:t>
+      </w:r>
+      <w:r>
+        <w:rPr>
+          <w:lang w:val="en-GB"/>
+        </w:rPr>
+        <w:t xml:space="preserve"> dimensions. We can easily calculate these values from the provided coordinates. For example, the centre coordinate</w:t>
+      </w:r>
+      <w:r>
+        <w:rPr>
+          <w:lang w:val="en-GB"/>
+        </w:rPr>
+        <w:t>s</w:t>
+      </w:r>
+      <w:r>
+        <w:rPr>
+          <w:lang w:val="en-GB"/>
+        </w:rPr>
+        <w:t xml:space="preserve"> can be found using:</w:t>
+      </w:r>
+      <w:r>
+        <w:rPr>
+          <w:lang w:val="en-GB"/>
+        </w:rPr>
+        <w:t xml:space="preserve"> </w:t>
+      </w:r>
+      <m:oMath>
+        <m:r>
+          <w:rPr>
+            <w:rFonts w:ascii="Cambria Math" w:hAnsi="Cambria Math"/>
+            <w:lang w:val="en-GB"/>
+          </w:rPr>
+          <m:t>RelativeCentreX</m:t>
+        </m:r>
+        <m:r>
+          <w:rPr>
+            <w:rFonts w:ascii="Cambria Math" w:eastAsiaTheme="minorEastAsia" w:hAnsi="Cambria Math"/>
+            <w:lang w:val="en-GB"/>
+          </w:rPr>
+          <m:t>=</m:t>
+        </m:r>
+        <m:f>
+          <m:fPr>
+            <m:ctrlPr>
+              <w:rPr>
+                <w:rFonts w:ascii="Cambria Math" w:eastAsiaTheme="minorEastAsia" w:hAnsi="Cambria Math"/>
+                <w:i/>
+                <w:lang w:val="en-GB"/>
+              </w:rPr>
+            </m:ctrlPr>
+          </m:fPr>
+          <m:num>
+            <m:d>
+              <m:dPr>
+                <m:ctrlPr>
+                  <w:rPr>
+                    <w:rFonts w:ascii="Cambria Math" w:eastAsiaTheme="minorEastAsia" w:hAnsi="Cambria Math"/>
+                    <w:i/>
+                    <w:lang w:val="en-GB"/>
+                  </w:rPr>
+                </m:ctrlPr>
+              </m:dPr>
+              <m:e>
+                <m:sSub>
+                  <m:sSubPr>
+                    <m:ctrlPr>
+                      <w:rPr>
+                        <w:rFonts w:ascii="Cambria Math" w:eastAsiaTheme="minorEastAsia" w:hAnsi="Cambria Math"/>
+                        <w:i/>
+                        <w:lang w:val="en-GB"/>
+                      </w:rPr>
+                    </m:ctrlPr>
+                  </m:sSubPr>
+                  <m:e>
+                    <m:r>
+                      <w:rPr>
+                        <w:rFonts w:ascii="Cambria Math" w:eastAsiaTheme="minorEastAsia" w:hAnsi="Cambria Math"/>
+                        <w:lang w:val="en-GB"/>
+                      </w:rPr>
+                      <m:t>X</m:t>
+                    </m:r>
+                  </m:e>
+                  <m:sub>
+                    <m:r>
+                      <w:rPr>
+                        <w:rFonts w:ascii="Cambria Math" w:eastAsiaTheme="minorEastAsia" w:hAnsi="Cambria Math"/>
+                        <w:lang w:val="en-GB"/>
+                      </w:rPr>
+                      <m:t>top</m:t>
+                    </m:r>
+                  </m:sub>
+                </m:sSub>
+                <m:r>
+                  <w:rPr>
+                    <w:rFonts w:ascii="Cambria Math" w:eastAsiaTheme="minorEastAsia" w:hAnsi="Cambria Math"/>
+                    <w:lang w:val="en-GB"/>
+                  </w:rPr>
+                  <m:t>-</m:t>
+                </m:r>
+                <m:sSub>
+                  <m:sSubPr>
+                    <m:ctrlPr>
+                      <w:rPr>
+                        <w:rFonts w:ascii="Cambria Math" w:eastAsiaTheme="minorEastAsia" w:hAnsi="Cambria Math"/>
+                        <w:i/>
+                        <w:lang w:val="en-GB"/>
+                      </w:rPr>
+                    </m:ctrlPr>
+                  </m:sSubPr>
+                  <m:e>
+                    <m:r>
+                      <w:rPr>
+                        <w:rFonts w:ascii="Cambria Math" w:eastAsiaTheme="minorEastAsia" w:hAnsi="Cambria Math"/>
+                        <w:lang w:val="en-GB"/>
+                      </w:rPr>
+                      <m:t>X</m:t>
+                    </m:r>
+                  </m:e>
+                  <m:sub>
+                    <m:r>
+                      <w:rPr>
+                        <w:rFonts w:ascii="Cambria Math" w:eastAsiaTheme="minorEastAsia" w:hAnsi="Cambria Math"/>
+                        <w:lang w:val="en-GB"/>
+                      </w:rPr>
+                      <m:t>bottom</m:t>
+                    </m:r>
+                  </m:sub>
+                </m:sSub>
+              </m:e>
+            </m:d>
+            <m:ctrlPr>
+              <w:rPr>
+                <w:rFonts w:ascii="Cambria Math" w:hAnsi="Cambria Math"/>
+                <w:i/>
+                <w:lang w:val="en-GB"/>
+              </w:rPr>
+            </m:ctrlPr>
+          </m:num>
+          <m:den>
+            <m:r>
+              <w:rPr>
+                <w:rFonts w:ascii="Cambria Math" w:hAnsi="Cambria Math"/>
+                <w:lang w:val="en-GB"/>
+              </w:rPr>
+              <m:t xml:space="preserve">2 * </m:t>
+            </m:r>
+            <m:r>
+              <w:rPr>
+                <w:rFonts w:ascii="Cambria Math" w:hAnsi="Cambria Math"/>
+                <w:lang w:val="en-GB"/>
+              </w:rPr>
+              <m:t>PixelW</m:t>
+            </m:r>
+            <m:r>
+              <w:rPr>
+                <w:rFonts w:ascii="Cambria Math" w:hAnsi="Cambria Math"/>
+                <w:lang w:val="en-GB"/>
+              </w:rPr>
+              <m:t>idth</m:t>
+            </m:r>
+          </m:den>
+        </m:f>
+      </m:oMath>
+      <w:r>
+        <w:rPr>
+          <w:lang w:val="en-GB"/>
+        </w:rPr>
+        <w:t xml:space="preserve"> </w:t>
+      </w:r>
+      <w:r>
+        <w:rPr>
+          <w:lang w:val="en-GB"/>
+        </w:rPr>
+        <w:t xml:space="preserve">, and </w:t>
+      </w:r>
+      <m:oMath>
+        <m:r>
+          <w:rPr>
+            <w:rFonts w:ascii="Cambria Math" w:hAnsi="Cambria Math"/>
+            <w:lang w:val="en-GB"/>
+          </w:rPr>
+          <m:t>RelativeCentre</m:t>
+        </m:r>
+        <m:r>
+          <w:rPr>
+            <w:rFonts w:ascii="Cambria Math" w:hAnsi="Cambria Math"/>
+            <w:lang w:val="en-GB"/>
+          </w:rPr>
+          <m:t>Y</m:t>
+        </m:r>
+        <m:r>
+          <w:rPr>
+            <w:rFonts w:ascii="Cambria Math" w:eastAsiaTheme="minorEastAsia" w:hAnsi="Cambria Math"/>
+            <w:lang w:val="en-GB"/>
+          </w:rPr>
+          <m:t>=</m:t>
+        </m:r>
+        <m:f>
+          <m:fPr>
+            <m:ctrlPr>
+              <w:rPr>
+                <w:rFonts w:ascii="Cambria Math" w:eastAsiaTheme="minorEastAsia" w:hAnsi="Cambria Math"/>
+                <w:i/>
+                <w:lang w:val="en-GB"/>
+              </w:rPr>
+            </m:ctrlPr>
+          </m:fPr>
+          <m:num>
+            <m:d>
+              <m:dPr>
+                <m:ctrlPr>
+                  <w:rPr>
+                    <w:rFonts w:ascii="Cambria Math" w:eastAsiaTheme="minorEastAsia" w:hAnsi="Cambria Math"/>
+                    <w:i/>
+                    <w:lang w:val="en-GB"/>
+                  </w:rPr>
+                </m:ctrlPr>
+              </m:dPr>
+              <m:e>
+                <m:sSub>
+                  <m:sSubPr>
+                    <m:ctrlPr>
+                      <w:rPr>
+                        <w:rFonts w:ascii="Cambria Math" w:eastAsiaTheme="minorEastAsia" w:hAnsi="Cambria Math"/>
+                        <w:i/>
+                        <w:lang w:val="en-GB"/>
+                      </w:rPr>
+                    </m:ctrlPr>
+                  </m:sSubPr>
+                  <m:e>
+                    <m:r>
+                      <w:rPr>
+                        <w:rFonts w:ascii="Cambria Math" w:eastAsiaTheme="minorEastAsia" w:hAnsi="Cambria Math"/>
+                        <w:lang w:val="en-GB"/>
+                      </w:rPr>
+                      <m:t>Y</m:t>
+                    </m:r>
+                  </m:e>
+                  <m:sub>
+                    <m:r>
+                      <w:rPr>
+                        <w:rFonts w:ascii="Cambria Math" w:eastAsiaTheme="minorEastAsia" w:hAnsi="Cambria Math"/>
+                        <w:lang w:val="en-GB"/>
+                      </w:rPr>
+                      <m:t>top</m:t>
+                    </m:r>
+                  </m:sub>
+                </m:sSub>
+                <m:r>
+                  <w:rPr>
+                    <w:rFonts w:ascii="Cambria Math" w:eastAsiaTheme="minorEastAsia" w:hAnsi="Cambria Math"/>
+                    <w:lang w:val="en-GB"/>
+                  </w:rPr>
+                  <m:t>-</m:t>
+                </m:r>
+                <m:sSub>
+                  <m:sSubPr>
+                    <m:ctrlPr>
+                      <w:rPr>
+                        <w:rFonts w:ascii="Cambria Math" w:eastAsiaTheme="minorEastAsia" w:hAnsi="Cambria Math"/>
+                        <w:i/>
+                        <w:lang w:val="en-GB"/>
+                      </w:rPr>
+                    </m:ctrlPr>
+                  </m:sSubPr>
+                  <m:e>
+                    <m:r>
+                      <w:rPr>
+                        <w:rFonts w:ascii="Cambria Math" w:eastAsiaTheme="minorEastAsia" w:hAnsi="Cambria Math"/>
+                        <w:lang w:val="en-GB"/>
+                      </w:rPr>
+                      <m:t>Y</m:t>
+                    </m:r>
+                  </m:e>
+                  <m:sub>
+                    <m:r>
+                      <w:rPr>
+                        <w:rFonts w:ascii="Cambria Math" w:eastAsiaTheme="minorEastAsia" w:hAnsi="Cambria Math"/>
+                        <w:lang w:val="en-GB"/>
+                      </w:rPr>
+                      <m:t>bottom</m:t>
+                    </m:r>
+                  </m:sub>
+                </m:sSub>
+              </m:e>
+            </m:d>
+            <m:ctrlPr>
+              <w:rPr>
+                <w:rFonts w:ascii="Cambria Math" w:hAnsi="Cambria Math"/>
+                <w:i/>
+                <w:lang w:val="en-GB"/>
+              </w:rPr>
+            </m:ctrlPr>
+          </m:num>
+          <m:den>
+            <m:r>
+              <w:rPr>
+                <w:rFonts w:ascii="Cambria Math" w:hAnsi="Cambria Math"/>
+                <w:lang w:val="en-GB"/>
+              </w:rPr>
+              <m:t xml:space="preserve">2 * </m:t>
+            </m:r>
+            <m:r>
+              <w:rPr>
+                <w:rFonts w:ascii="Cambria Math" w:hAnsi="Cambria Math"/>
+                <w:lang w:val="en-GB"/>
+              </w:rPr>
+              <m:t>Pixel</m:t>
+            </m:r>
+            <m:r>
+              <w:rPr>
+                <w:rFonts w:ascii="Cambria Math" w:hAnsi="Cambria Math"/>
+                <w:lang w:val="en-GB"/>
+              </w:rPr>
+              <m:t>Height</m:t>
+            </m:r>
+          </m:den>
+        </m:f>
+      </m:oMath>
+      <w:r>
+        <w:rPr>
+          <w:rFonts w:eastAsiaTheme="minorEastAsia"/>
+          <w:lang w:val="en-GB"/>
+        </w:rPr>
+        <w:t>.</w:t>
+      </w:r>
+      <w:r>
+        <w:rPr>
+          <w:rFonts w:eastAsiaTheme="minorEastAsia"/>
+          <w:lang w:val="en-GB"/>
+        </w:rPr>
+        <w:t xml:space="preserve"> While, the width and height only need to be normalised, which can be done using: </w:t>
+      </w:r>
+      <m:oMath>
+        <m:r>
+          <w:rPr>
+            <w:rFonts w:ascii="Cambria Math" w:hAnsi="Cambria Math"/>
+            <w:lang w:val="en-GB"/>
+          </w:rPr>
+          <m:t>width</m:t>
+        </m:r>
+        <m:r>
+          <w:rPr>
+            <w:rFonts w:ascii="Cambria Math" w:eastAsiaTheme="minorEastAsia" w:hAnsi="Cambria Math"/>
+            <w:lang w:val="en-GB"/>
+          </w:rPr>
+          <m:t>=</m:t>
+        </m:r>
+        <m:f>
+          <m:fPr>
+            <m:ctrlPr>
+              <w:rPr>
+                <w:rFonts w:ascii="Cambria Math" w:eastAsiaTheme="minorEastAsia" w:hAnsi="Cambria Math"/>
+                <w:i/>
+                <w:lang w:val="en-GB"/>
+              </w:rPr>
+            </m:ctrlPr>
+          </m:fPr>
+          <m:num>
+            <m:d>
+              <m:dPr>
+                <m:ctrlPr>
+                  <w:rPr>
+                    <w:rFonts w:ascii="Cambria Math" w:eastAsiaTheme="minorEastAsia" w:hAnsi="Cambria Math"/>
+                    <w:i/>
+                    <w:lang w:val="en-GB"/>
+                  </w:rPr>
+                </m:ctrlPr>
+              </m:dPr>
+              <m:e>
+                <m:sSub>
+                  <m:sSubPr>
+                    <m:ctrlPr>
+                      <w:rPr>
+                        <w:rFonts w:ascii="Cambria Math" w:eastAsiaTheme="minorEastAsia" w:hAnsi="Cambria Math"/>
+                        <w:i/>
+                        <w:lang w:val="en-GB"/>
+                      </w:rPr>
+                    </m:ctrlPr>
+                  </m:sSubPr>
+                  <m:e>
+                    <m:r>
+                      <w:rPr>
+                        <w:rFonts w:ascii="Cambria Math" w:eastAsiaTheme="minorEastAsia" w:hAnsi="Cambria Math"/>
+                        <w:lang w:val="en-GB"/>
+                      </w:rPr>
+                      <m:t>X</m:t>
+                    </m:r>
+                  </m:e>
+                  <m:sub>
+                    <m:r>
+                      <w:rPr>
+                        <w:rFonts w:ascii="Cambria Math" w:eastAsiaTheme="minorEastAsia" w:hAnsi="Cambria Math"/>
+                        <w:lang w:val="en-GB"/>
+                      </w:rPr>
+                      <m:t>bottom</m:t>
+                    </m:r>
+                  </m:sub>
+                </m:sSub>
+                <m:r>
+                  <w:rPr>
+                    <w:rFonts w:ascii="Cambria Math" w:eastAsiaTheme="minorEastAsia" w:hAnsi="Cambria Math"/>
+                    <w:lang w:val="en-GB"/>
+                  </w:rPr>
+                  <m:t>-</m:t>
+                </m:r>
+                <m:sSub>
+                  <m:sSubPr>
+                    <m:ctrlPr>
+                      <w:rPr>
+                        <w:rFonts w:ascii="Cambria Math" w:eastAsiaTheme="minorEastAsia" w:hAnsi="Cambria Math"/>
+                        <w:i/>
+                        <w:lang w:val="en-GB"/>
+                      </w:rPr>
+                    </m:ctrlPr>
+                  </m:sSubPr>
+                  <m:e>
+                    <m:r>
+                      <w:rPr>
+                        <w:rFonts w:ascii="Cambria Math" w:eastAsiaTheme="minorEastAsia" w:hAnsi="Cambria Math"/>
+                        <w:lang w:val="en-GB"/>
+                      </w:rPr>
+                      <m:t>X</m:t>
+                    </m:r>
+                  </m:e>
+                  <m:sub>
+                    <m:r>
+                      <w:rPr>
+                        <w:rFonts w:ascii="Cambria Math" w:eastAsiaTheme="minorEastAsia" w:hAnsi="Cambria Math"/>
+                        <w:lang w:val="en-GB"/>
+                      </w:rPr>
+                      <m:t>top</m:t>
+                    </m:r>
+                  </m:sub>
+                </m:sSub>
+              </m:e>
+            </m:d>
+          </m:num>
+          <m:den>
+            <m:r>
+              <w:rPr>
+                <w:rFonts w:ascii="Cambria Math" w:eastAsiaTheme="minorEastAsia" w:hAnsi="Cambria Math"/>
+                <w:lang w:val="en-GB"/>
+              </w:rPr>
+              <m:t>width</m:t>
+            </m:r>
+          </m:den>
+        </m:f>
+      </m:oMath>
+      <w:r>
+        <w:rPr>
+          <w:rFonts w:eastAsiaTheme="minorEastAsia"/>
+          <w:lang w:val="en-GB"/>
+        </w:rPr>
+        <w:t xml:space="preserve">, and </w:t>
+      </w:r>
+      <m:oMath>
+        <m:r>
+          <w:rPr>
+            <w:rFonts w:ascii="Cambria Math" w:hAnsi="Cambria Math"/>
+            <w:lang w:val="en-GB"/>
+          </w:rPr>
+          <m:t>height</m:t>
+        </m:r>
+        <m:r>
+          <w:rPr>
+            <w:rFonts w:ascii="Cambria Math" w:eastAsiaTheme="minorEastAsia" w:hAnsi="Cambria Math"/>
+            <w:lang w:val="en-GB"/>
+          </w:rPr>
+          <m:t>=</m:t>
+        </m:r>
+        <m:f>
+          <m:fPr>
+            <m:ctrlPr>
+              <w:rPr>
+                <w:rFonts w:ascii="Cambria Math" w:eastAsiaTheme="minorEastAsia" w:hAnsi="Cambria Math"/>
+                <w:i/>
+                <w:lang w:val="en-GB"/>
+              </w:rPr>
+            </m:ctrlPr>
+          </m:fPr>
+          <m:num>
+            <m:d>
+              <m:dPr>
+                <m:ctrlPr>
+                  <w:rPr>
+                    <w:rFonts w:ascii="Cambria Math" w:eastAsiaTheme="minorEastAsia" w:hAnsi="Cambria Math"/>
+                    <w:i/>
+                    <w:lang w:val="en-GB"/>
+                  </w:rPr>
+                </m:ctrlPr>
+              </m:dPr>
+              <m:e>
+                <m:sSub>
+                  <m:sSubPr>
+                    <m:ctrlPr>
+                      <w:rPr>
+                        <w:rFonts w:ascii="Cambria Math" w:eastAsiaTheme="minorEastAsia" w:hAnsi="Cambria Math"/>
+                        <w:i/>
+                        <w:lang w:val="en-GB"/>
+                      </w:rPr>
+                    </m:ctrlPr>
+                  </m:sSubPr>
+                  <m:e>
+                    <m:r>
+                      <w:rPr>
+                        <w:rFonts w:ascii="Cambria Math" w:eastAsiaTheme="minorEastAsia" w:hAnsi="Cambria Math"/>
+                        <w:lang w:val="en-GB"/>
+                      </w:rPr>
+                      <m:t>Y</m:t>
+                    </m:r>
+                  </m:e>
+                  <m:sub>
+                    <m:r>
+                      <w:rPr>
+                        <w:rFonts w:ascii="Cambria Math" w:eastAsiaTheme="minorEastAsia" w:hAnsi="Cambria Math"/>
+                        <w:lang w:val="en-GB"/>
+                      </w:rPr>
+                      <m:t>bottom</m:t>
+                    </m:r>
+                  </m:sub>
+                </m:sSub>
+                <m:r>
+                  <w:rPr>
+                    <w:rFonts w:ascii="Cambria Math" w:eastAsiaTheme="minorEastAsia" w:hAnsi="Cambria Math"/>
+                    <w:lang w:val="en-GB"/>
+                  </w:rPr>
+                  <m:t>-</m:t>
+                </m:r>
+                <m:sSub>
+                  <m:sSubPr>
+                    <m:ctrlPr>
+                      <w:rPr>
+                        <w:rFonts w:ascii="Cambria Math" w:eastAsiaTheme="minorEastAsia" w:hAnsi="Cambria Math"/>
+                        <w:i/>
+                        <w:lang w:val="en-GB"/>
+                      </w:rPr>
+                    </m:ctrlPr>
+                  </m:sSubPr>
+                  <m:e>
+                    <m:r>
+                      <w:rPr>
+                        <w:rFonts w:ascii="Cambria Math" w:eastAsiaTheme="minorEastAsia" w:hAnsi="Cambria Math"/>
+                        <w:lang w:val="en-GB"/>
+                      </w:rPr>
+                      <m:t>Y</m:t>
+                    </m:r>
+                  </m:e>
+                  <m:sub>
+                    <m:r>
+                      <w:rPr>
+                        <w:rFonts w:ascii="Cambria Math" w:eastAsiaTheme="minorEastAsia" w:hAnsi="Cambria Math"/>
+                        <w:lang w:val="en-GB"/>
+                      </w:rPr>
+                      <m:t>t</m:t>
+                    </m:r>
+                    <m:r>
+                      <w:rPr>
+                        <w:rFonts w:ascii="Cambria Math" w:eastAsiaTheme="minorEastAsia" w:hAnsi="Cambria Math"/>
+                        <w:lang w:val="en-GB"/>
+                      </w:rPr>
+                      <m:t>op</m:t>
+                    </m:r>
+                  </m:sub>
+                </m:sSub>
+              </m:e>
+            </m:d>
+          </m:num>
+          <m:den>
+            <m:r>
+              <w:rPr>
+                <w:rFonts w:ascii="Cambria Math" w:eastAsiaTheme="minorEastAsia" w:hAnsi="Cambria Math"/>
+                <w:lang w:val="en-GB"/>
+              </w:rPr>
+              <m:t>height</m:t>
+            </m:r>
+          </m:den>
+        </m:f>
+      </m:oMath>
+      <w:r>
+        <w:rPr>
+          <w:rFonts w:eastAsiaTheme="minorEastAsia"/>
+          <w:lang w:val="en-GB"/>
+        </w:rPr>
+        <w:t>. The label is just kept.</w:t>
+      </w:r>
+      <w:r>
+        <w:rPr>
+          <w:rFonts w:eastAsiaTheme="minorEastAsia"/>
+          <w:lang w:val="en-GB"/>
+        </w:rPr>
+        <w:br/>
+        <w:t xml:space="preserve">Now, while the labels are now in the correct format, they are not yet compatible with the output of the YOLO model. In this assignment, the model outputs a </w:t>
+      </w:r>
+      <m:oMath>
+        <m:r>
+          <w:rPr>
+            <w:rFonts w:ascii="Cambria Math" w:hAnsi="Cambria Math"/>
+            <w:lang w:val="en-GB"/>
+          </w:rPr>
+          <m:t>7*7*7</m:t>
+        </m:r>
+      </m:oMath>
+      <w:r>
+        <w:rPr>
+          <w:rFonts w:eastAsiaTheme="minorEastAsia"/>
+          <w:lang w:val="en-GB"/>
+        </w:rPr>
+        <w:t xml:space="preserve"> </w:t>
+      </w:r>
+      <w:r>
+        <w:rPr>
+          <w:rFonts w:eastAsiaTheme="minorEastAsia"/>
+          <w:lang w:val="en-GB"/>
+        </w:rPr>
+        <w:t xml:space="preserve">cube. The first </w:t>
+      </w:r>
+      <w:r>
+        <w:rPr>
+          <w:rFonts w:eastAsiaTheme="minorEastAsia"/>
+          <w:lang w:val="en-GB"/>
+        </w:rPr>
+        <w:t>two</w:t>
+      </w:r>
+      <w:r>
+        <w:rPr>
+          <w:rFonts w:eastAsiaTheme="minorEastAsia"/>
+          <w:lang w:val="en-GB"/>
+        </w:rPr>
+        <w:t xml:space="preserve"> dimensions are the grid size which the image is cut up into</w:t>
+      </w:r>
+      <w:r>
+        <w:rPr>
+          <w:rFonts w:eastAsiaTheme="minorEastAsia"/>
+          <w:lang w:val="en-GB"/>
+        </w:rPr>
+        <w:t xml:space="preserve">. Each element in this grid contains </w:t>
+      </w:r>
+      <w:r>
+        <w:rPr>
+          <w:rFonts w:eastAsiaTheme="minorEastAsia"/>
+          <w:lang w:val="en-GB"/>
+        </w:rPr>
+        <w:t>seven</w:t>
+      </w:r>
+      <w:r>
+        <w:rPr>
+          <w:rFonts w:eastAsiaTheme="minorEastAsia"/>
+          <w:lang w:val="en-GB"/>
+        </w:rPr>
+        <w:t xml:space="preserve"> numbers</w:t>
+      </w:r>
+      <w:r>
+        <w:rPr>
+          <w:rFonts w:eastAsiaTheme="minorEastAsia"/>
+          <w:lang w:val="en-GB"/>
+        </w:rPr>
+        <w:t>,</w:t>
+      </w:r>
+      <w:r>
+        <w:rPr>
+          <w:rFonts w:eastAsiaTheme="minorEastAsia"/>
+          <w:lang w:val="en-GB"/>
+        </w:rPr>
+        <w:t xml:space="preserve"> the </w:t>
+      </w:r>
+      <w:r>
+        <w:rPr>
+          <w:rFonts w:eastAsiaTheme="minorEastAsia"/>
+          <w:lang w:val="en-GB"/>
+        </w:rPr>
+        <w:t xml:space="preserve">first four of which are the known </w:t>
+      </w:r>
+      <w:r>
+        <w:rPr>
+          <w:rFonts w:eastAsiaTheme="minorEastAsia"/>
+          <w:lang w:val="en-GB"/>
+        </w:rPr>
+        <w:t xml:space="preserve">relative x, y, width and height that we saw before, but now normalised relative to the grid cell instead of the entire image. </w:t>
+      </w:r>
+      <w:r>
+        <w:rPr>
+          <w:rFonts w:eastAsiaTheme="minorEastAsia"/>
+          <w:lang w:val="en-GB"/>
+        </w:rPr>
+        <w:t>Then the fifth number is the</w:t>
+      </w:r>
+      <w:r>
+        <w:rPr>
+          <w:rFonts w:eastAsiaTheme="minorEastAsia"/>
+          <w:lang w:val="en-GB"/>
+        </w:rPr>
+        <w:t xml:space="preserve"> ‘</w:t>
+      </w:r>
+      <w:proofErr w:type="spellStart"/>
+      <w:r>
+        <w:rPr>
+          <w:rFonts w:eastAsiaTheme="minorEastAsia"/>
+          <w:lang w:val="en-GB"/>
+        </w:rPr>
+        <w:t>objectness</w:t>
+      </w:r>
+      <w:proofErr w:type="spellEnd"/>
+      <w:r>
+        <w:rPr>
+          <w:rFonts w:eastAsiaTheme="minorEastAsia"/>
+          <w:lang w:val="en-GB"/>
+        </w:rPr>
+        <w:t xml:space="preserve">’ or ‘confidence’ score. In the training data, these are 1 if the </w:t>
+      </w:r>
+      <w:r>
+        <w:rPr>
+          <w:rFonts w:eastAsiaTheme="minorEastAsia"/>
+          <w:lang w:val="en-GB"/>
+        </w:rPr>
+        <w:t xml:space="preserve">grid </w:t>
+      </w:r>
+      <w:r>
+        <w:rPr>
+          <w:rFonts w:eastAsiaTheme="minorEastAsia"/>
+          <w:lang w:val="en-GB"/>
+        </w:rPr>
+        <w:t>cell contains the centre of an object and 0 if it does not.</w:t>
+      </w:r>
+      <w:r>
+        <w:rPr>
+          <w:rFonts w:eastAsiaTheme="minorEastAsia"/>
+          <w:lang w:val="en-GB"/>
+        </w:rPr>
+        <w:t xml:space="preserve"> Then the last two numbers are the labels. The first is a 1 if the cell contains an object and that object is a cat, the second is the same, but for dogs. A cell cannot contain both a dog and a cat.</w:t>
+      </w:r>
+      <w:r>
+        <w:rPr>
+          <w:rFonts w:eastAsiaTheme="minorEastAsia"/>
+          <w:lang w:val="en-GB"/>
+        </w:rPr>
+        <w:t xml:space="preserve"> </w:t>
+      </w:r>
+    </w:p>
+    <w:p>
+      <w:pPr>
+        <w:pStyle w:val="NoSpacing"/>
+        <w:rPr>
+          <w:lang w:val="en-GB"/>
+        </w:rPr>
+      </w:pPr>
+      <w:r>
+        <w:rPr>
+          <w:rFonts w:eastAsiaTheme="minorEastAsia"/>
+          <w:lang w:val="en-GB"/>
+        </w:rPr>
+        <w:t xml:space="preserve">We convert the global image labels to </w:t>
+      </w:r>
+      <w:r>
+        <w:rPr>
+          <w:rFonts w:eastAsiaTheme="minorEastAsia"/>
+          <w:lang w:val="en-GB"/>
+        </w:rPr>
+        <w:t xml:space="preserve">the grid lay-out by calculating in which grid cell each label falls, then </w:t>
+      </w:r>
+      <w:r>
+        <w:rPr>
+          <w:rFonts w:eastAsiaTheme="minorEastAsia"/>
+          <w:lang w:val="en-GB"/>
+        </w:rPr>
+        <w:t>translating</w:t>
+      </w:r>
+      <w:r>
+        <w:rPr>
+          <w:rFonts w:eastAsiaTheme="minorEastAsia"/>
+          <w:lang w:val="en-GB"/>
+        </w:rPr>
+        <w:t xml:space="preserve"> the x and y values to be relative to the grid</w:t>
+      </w:r>
+      <w:r>
+        <w:rPr>
+          <w:rFonts w:eastAsiaTheme="minorEastAsia"/>
+          <w:lang w:val="en-GB"/>
+        </w:rPr>
+        <w:t xml:space="preserve"> using: </w:t>
+      </w:r>
+      <m:oMath>
+        <m:r>
+          <w:rPr>
+            <w:rFonts w:ascii="Cambria Math" w:eastAsiaTheme="minorEastAsia" w:hAnsi="Cambria Math"/>
+            <w:lang w:val="en-GB"/>
+          </w:rPr>
+          <m:t>Cell</m:t>
+        </m:r>
+        <m:r>
+          <w:rPr>
+            <w:rFonts w:ascii="Cambria Math" w:hAnsi="Cambria Math"/>
+            <w:lang w:val="en-GB"/>
+          </w:rPr>
+          <m:t>X</m:t>
+        </m:r>
+        <m:r>
+          <w:rPr>
+            <w:rFonts w:ascii="Cambria Math" w:eastAsiaTheme="minorEastAsia" w:hAnsi="Cambria Math"/>
+            <w:lang w:val="en-GB"/>
+          </w:rPr>
+          <m:t>=</m:t>
+        </m:r>
+        <m:r>
+          <w:rPr>
+            <w:rFonts w:ascii="Cambria Math" w:eastAsiaTheme="minorEastAsia" w:hAnsi="Cambria Math"/>
+            <w:lang w:val="en-GB"/>
+          </w:rPr>
+          <m:t>RelativeCentreX*GridSize</m:t>
+        </m:r>
+        <m:r>
+          <w:rPr>
+            <w:rFonts w:ascii="Cambria Math" w:eastAsiaTheme="minorEastAsia" w:hAnsi="Cambria Math"/>
+            <w:lang w:val="en-GB"/>
+          </w:rPr>
+          <m:t>-ColumnIndex</m:t>
+        </m:r>
+      </m:oMath>
+      <w:r>
+        <w:rPr>
+          <w:rFonts w:eastAsiaTheme="minorEastAsia"/>
+          <w:lang w:val="en-GB"/>
+        </w:rPr>
+        <w:t xml:space="preserve">, and </w:t>
+      </w:r>
+      <m:oMath>
+        <m:r>
+          <w:rPr>
+            <w:rFonts w:ascii="Cambria Math" w:eastAsiaTheme="minorEastAsia" w:hAnsi="Cambria Math"/>
+            <w:lang w:val="en-GB"/>
+          </w:rPr>
+          <m:t>Cell</m:t>
+        </m:r>
+        <m:r>
+          <w:rPr>
+            <w:rFonts w:ascii="Cambria Math" w:hAnsi="Cambria Math"/>
+            <w:lang w:val="en-GB"/>
+          </w:rPr>
+          <m:t>Y</m:t>
+        </m:r>
+        <m:r>
+          <w:rPr>
+            <w:rFonts w:ascii="Cambria Math" w:eastAsiaTheme="minorEastAsia" w:hAnsi="Cambria Math"/>
+            <w:lang w:val="en-GB"/>
+          </w:rPr>
+          <m:t>=RelativeCentre</m:t>
+        </m:r>
+        <m:r>
+          <w:rPr>
+            <w:rFonts w:ascii="Cambria Math" w:eastAsiaTheme="minorEastAsia" w:hAnsi="Cambria Math"/>
+            <w:lang w:val="en-GB"/>
+          </w:rPr>
+          <m:t>Y</m:t>
+        </m:r>
+        <m:r>
+          <w:rPr>
+            <w:rFonts w:ascii="Cambria Math" w:eastAsiaTheme="minorEastAsia" w:hAnsi="Cambria Math"/>
+            <w:lang w:val="en-GB"/>
+          </w:rPr>
+          <m:t>*GridSize</m:t>
+        </m:r>
+        <m:r>
+          <w:rPr>
+            <w:rFonts w:ascii="Cambria Math" w:eastAsiaTheme="minorEastAsia" w:hAnsi="Cambria Math"/>
+            <w:lang w:val="en-GB"/>
+          </w:rPr>
+          <m:t>-Row</m:t>
+        </m:r>
+        <m:r>
+          <w:rPr>
+            <w:rFonts w:ascii="Cambria Math" w:eastAsiaTheme="minorEastAsia" w:hAnsi="Cambria Math"/>
+            <w:lang w:val="en-GB"/>
+          </w:rPr>
+          <m:t>Index</m:t>
+        </m:r>
+      </m:oMath>
+      <w:r>
+        <w:rPr>
+          <w:rFonts w:eastAsiaTheme="minorEastAsia"/>
+          <w:lang w:val="en-GB"/>
+        </w:rPr>
+        <w:t>.</w:t>
+      </w:r>
+      <w:r>
+        <w:rPr>
+          <w:rFonts w:eastAsiaTheme="minorEastAsia"/>
+          <w:lang w:val="en-GB"/>
+        </w:rPr>
+        <w:tab/>
+        <w:t xml:space="preserve">Now, the original labels are converted to a </w:t>
+      </w:r>
+      <m:oMath>
+        <m:r>
+          <w:rPr>
+            <w:rFonts w:ascii="Cambria Math" w:hAnsi="Cambria Math"/>
+            <w:lang w:val="en-GB"/>
+          </w:rPr>
+          <m:t>7*7*7</m:t>
+        </m:r>
+      </m:oMath>
+      <w:r>
+        <w:rPr>
+          <w:rFonts w:eastAsiaTheme="minorEastAsia"/>
+          <w:lang w:val="en-GB"/>
+        </w:rPr>
+        <w:t xml:space="preserve"> cube</w:t>
+      </w:r>
+      <w:r>
+        <w:rPr>
+          <w:rFonts w:eastAsiaTheme="minorEastAsia"/>
+          <w:lang w:val="en-GB"/>
+        </w:rPr>
+        <w:t xml:space="preserve">, and is fully </w:t>
+      </w:r>
+      <w:r>
+        <w:rPr>
+          <w:rFonts w:eastAsiaTheme="minorEastAsia"/>
+          <w:lang w:val="en-GB"/>
+        </w:rPr>
+        <w:t>compatible for training.</w:t>
+      </w:r>
+      <w:r>
+        <w:rPr>
+          <w:rFonts w:eastAsiaTheme="minorEastAsia"/>
+          <w:lang w:val="en-GB"/>
+        </w:rPr>
+        <w:t xml:space="preserve"> </w:t>
+      </w:r>
+    </w:p>
+    <w:p>
+      <w:pPr>
+        <w:pStyle w:val="NoSpacing"/>
+        <w:rPr>
+          <w:lang w:val="en-GB"/>
+        </w:rPr>
+      </w:pPr>
+    </w:p>
+    <w:p>
+      <w:pPr>
+        <w:pStyle w:val="NoSpacing"/>
+        <w:rPr>
+          <w:b/>
+          <w:bCs/>
+          <w:sz w:val="24"/>
+          <w:szCs w:val="24"/>
+          <w:lang w:val="en-GB"/>
+        </w:rPr>
+      </w:pPr>
+      <w:r>
+        <w:rPr>
+          <w:b/>
+          <w:bCs/>
+          <w:sz w:val="24"/>
+          <w:szCs w:val="24"/>
+          <w:lang w:val="en-GB"/>
+        </w:rPr>
         <w:t>Description of your training hyperparameter</w:t>
       </w:r>
     </w:p>
@@ -282,6 +2617,7 @@
       </w:pPr>
       <w:r>
         <w:rPr>
+          <w:highlight w:val="yellow"/>
           <w:lang w:val="en-GB"/>
         </w:rPr>
         <w:t>(Fill in the table below.)</w:t>
@@ -529,119 +2865,140 @@
           <w:sz w:val="24"/>
           <w:lang w:val="en-GB"/>
         </w:rPr>
-        <w:t>Train</w:t>
-      </w:r>
+        <w:t>Train/</w:t>
+      </w:r>
+      <w:proofErr w:type="spellStart"/>
       <w:r>
         <w:rPr>
           <w:b/>
           <w:sz w:val="24"/>
           <w:lang w:val="en-GB"/>
         </w:rPr>
-        <w:t>/</w:t>
-      </w:r>
-      <w:proofErr w:type="spellStart"/>
+        <w:t>val</w:t>
+      </w:r>
+      <w:proofErr w:type="spellEnd"/>
       <w:r>
         <w:rPr>
           <w:b/>
           <w:sz w:val="24"/>
           <w:lang w:val="en-GB"/>
         </w:rPr>
+        <w:t xml:space="preserve"> loss graphs</w:t>
+      </w:r>
+    </w:p>
+    <w:p>
+      <w:pPr>
+        <w:pStyle w:val="NoSpacing"/>
+        <w:rPr>
+          <w:lang w:val="en-GB"/>
+        </w:rPr>
+      </w:pPr>
+      <w:r>
+        <w:rPr>
+          <w:highlight w:val="yellow"/>
+          <w:lang w:val="en-GB"/>
+        </w:rPr>
+        <w:t xml:space="preserve">(Add </w:t>
+      </w:r>
+      <w:r>
+        <w:rPr>
+          <w:b/>
+          <w:bCs/>
+          <w:color w:val="EE0000"/>
+          <w:highlight w:val="yellow"/>
+          <w:lang w:val="en-GB"/>
+        </w:rPr>
+        <w:t>five</w:t>
+      </w:r>
+      <w:r>
+        <w:rPr>
+          <w:color w:val="EE0000"/>
+          <w:highlight w:val="yellow"/>
+          <w:lang w:val="en-GB"/>
+        </w:rPr>
+        <w:t xml:space="preserve"> </w:t>
+      </w:r>
+      <w:r>
+        <w:rPr>
+          <w:highlight w:val="yellow"/>
+          <w:lang w:val="en-GB"/>
+        </w:rPr>
+        <w:t>train/</w:t>
+      </w:r>
+      <w:proofErr w:type="spellStart"/>
+      <w:r>
+        <w:rPr>
+          <w:highlight w:val="yellow"/>
+          <w:lang w:val="en-GB"/>
+        </w:rPr>
         <w:t>val</w:t>
       </w:r>
       <w:proofErr w:type="spellEnd"/>
       <w:r>
+        <w:rPr>
+          <w:highlight w:val="yellow"/>
+          <w:lang w:val="en-GB"/>
+        </w:rPr>
+        <w:t xml:space="preserve"> loss graphs. The x-axis should have the epochs, the y-axis loss. Each of the </w:t>
+      </w:r>
+      <w:r>
+        <w:rPr>
+          <w:b/>
+          <w:bCs/>
+          <w:color w:val="EE0000"/>
+          <w:highlight w:val="yellow"/>
+          <w:lang w:val="en-GB"/>
+        </w:rPr>
+        <w:t>five</w:t>
+      </w:r>
+      <w:r>
+        <w:rPr>
+          <w:color w:val="EE0000"/>
+          <w:highlight w:val="yellow"/>
+          <w:lang w:val="en-GB"/>
+        </w:rPr>
+        <w:t xml:space="preserve"> </w:t>
+      </w:r>
+      <w:r>
+        <w:rPr>
+          <w:highlight w:val="yellow"/>
+          <w:lang w:val="en-GB"/>
+        </w:rPr>
+        <w:t>loss graph covers one loss component. Approx 1 page.)</w:t>
+      </w:r>
+    </w:p>
+    <w:p>
+      <w:pPr>
+        <w:pStyle w:val="NoSpacing"/>
+        <w:rPr>
+          <w:lang w:val="en-GB"/>
+        </w:rPr>
+      </w:pPr>
+    </w:p>
+    <w:p>
+      <w:pPr>
+        <w:pStyle w:val="NoSpacing"/>
         <w:rPr>
           <w:b/>
           <w:sz w:val="24"/>
           <w:lang w:val="en-GB"/>
         </w:rPr>
-        <w:t xml:space="preserve"> loss graphs</w:t>
-      </w:r>
-    </w:p>
-    <w:p>
-      <w:pPr>
-        <w:pStyle w:val="NoSpacing"/>
-        <w:rPr>
-          <w:lang w:val="en-GB"/>
-        </w:rPr>
-      </w:pPr>
-      <w:r>
-        <w:rPr>
-          <w:lang w:val="en-GB"/>
-        </w:rPr>
-        <w:t>(</w:t>
-      </w:r>
-      <w:r>
-        <w:rPr>
-          <w:lang w:val="en-GB"/>
-        </w:rPr>
-        <w:t>Add five train/</w:t>
-      </w:r>
-      <w:proofErr w:type="spellStart"/>
-      <w:r>
-        <w:rPr>
-          <w:lang w:val="en-GB"/>
-        </w:rPr>
-        <w:t>val</w:t>
-      </w:r>
-      <w:proofErr w:type="spellEnd"/>
-      <w:r>
-        <w:rPr>
-          <w:lang w:val="en-GB"/>
-        </w:rPr>
-        <w:t xml:space="preserve"> loss graphs. </w:t>
-      </w:r>
-      <w:r>
-        <w:rPr>
-          <w:lang w:val="en-GB"/>
-        </w:rPr>
-        <w:t>The x-axis should have the epochs, the y-axis loss.</w:t>
-      </w:r>
-      <w:r>
-        <w:rPr>
-          <w:lang w:val="en-GB"/>
-        </w:rPr>
-        <w:t xml:space="preserve"> Each of the five loss graph covers one loss component. </w:t>
-      </w:r>
-      <w:proofErr w:type="spellStart"/>
-      <w:r>
-        <w:rPr>
-          <w:lang w:val="en-GB"/>
-        </w:rPr>
-        <w:t>Approx</w:t>
-      </w:r>
-      <w:proofErr w:type="spellEnd"/>
-      <w:r>
-        <w:rPr>
-          <w:lang w:val="en-GB"/>
-        </w:rPr>
-        <w:t xml:space="preserve"> 1 page.)</w:t>
-      </w:r>
-    </w:p>
-    <w:p>
-      <w:pPr>
-        <w:pStyle w:val="NoSpacing"/>
-        <w:rPr>
-          <w:lang w:val="en-GB"/>
-        </w:rPr>
-      </w:pPr>
-    </w:p>
-    <w:p>
-      <w:pPr>
-        <w:pStyle w:val="NoSpacing"/>
+      </w:pPr>
+      <w:r>
         <w:rPr>
           <w:b/>
           <w:sz w:val="24"/>
           <w:lang w:val="en-GB"/>
         </w:rPr>
-      </w:pPr>
+        <w:t>Training</w:t>
+      </w:r>
       <w:r>
         <w:rPr>
           <w:b/>
           <w:sz w:val="24"/>
           <w:lang w:val="en-GB"/>
         </w:rPr>
-        <w:t>Training</w:t>
+        <w:t xml:space="preserve">, </w:t>
       </w:r>
       <w:r>
         <w:rPr>
@@ -649,7 +3006,7 @@
           <w:sz w:val="24"/>
           <w:lang w:val="en-GB"/>
         </w:rPr>
-        <w:t xml:space="preserve">, </w:t>
+        <w:t xml:space="preserve">validation </w:t>
       </w:r>
       <w:r>
         <w:rPr>
@@ -657,76 +3014,75 @@
           <w:sz w:val="24"/>
           <w:lang w:val="en-GB"/>
         </w:rPr>
-        <w:t xml:space="preserve">validation </w:t>
-      </w:r>
+        <w:t xml:space="preserve">and test </w:t>
+      </w:r>
+      <w:proofErr w:type="spellStart"/>
       <w:r>
         <w:rPr>
           <w:b/>
           <w:sz w:val="24"/>
           <w:lang w:val="en-GB"/>
         </w:rPr>
-        <w:t xml:space="preserve">and test </w:t>
+        <w:t>mAP</w:t>
+      </w:r>
+      <w:proofErr w:type="spellEnd"/>
+    </w:p>
+    <w:p>
+      <w:pPr>
+        <w:pStyle w:val="NoSpacing"/>
+        <w:rPr>
+          <w:lang w:val="en-GB"/>
+        </w:rPr>
+      </w:pPr>
+      <w:r>
+        <w:rPr>
+          <w:highlight w:val="yellow"/>
+          <w:lang w:val="en-GB"/>
+        </w:rPr>
+        <w:t>(</w:t>
+      </w:r>
+      <w:r>
+        <w:rPr>
+          <w:highlight w:val="yellow"/>
+          <w:lang w:val="en-GB"/>
+        </w:rPr>
+        <w:t>Fill in the table with train/</w:t>
       </w:r>
       <w:proofErr w:type="spellStart"/>
       <w:r>
         <w:rPr>
-          <w:b/>
-          <w:sz w:val="24"/>
+          <w:highlight w:val="yellow"/>
+          <w:lang w:val="en-GB"/>
+        </w:rPr>
+        <w:t>val</w:t>
+      </w:r>
+      <w:proofErr w:type="spellEnd"/>
+      <w:r>
+        <w:rPr>
+          <w:highlight w:val="yellow"/>
+          <w:lang w:val="en-GB"/>
+        </w:rPr>
+        <w:t>/test</w:t>
+      </w:r>
+      <w:r>
+        <w:rPr>
+          <w:highlight w:val="yellow"/>
+          <w:lang w:val="en-GB"/>
+        </w:rPr>
+        <w:t xml:space="preserve"> </w:t>
+      </w:r>
+      <w:proofErr w:type="spellStart"/>
+      <w:r>
+        <w:rPr>
+          <w:highlight w:val="yellow"/>
           <w:lang w:val="en-GB"/>
         </w:rPr>
         <w:t>mAP</w:t>
       </w:r>
       <w:proofErr w:type="spellEnd"/>
-    </w:p>
-    <w:p>
-      <w:pPr>
-        <w:pStyle w:val="NoSpacing"/>
-        <w:rPr>
-          <w:lang w:val="en-GB"/>
-        </w:rPr>
-      </w:pPr>
-      <w:r>
-        <w:rPr>
-          <w:lang w:val="en-GB"/>
-        </w:rPr>
-        <w:t>(</w:t>
-      </w:r>
-      <w:r>
-        <w:rPr>
-          <w:lang w:val="en-GB"/>
-        </w:rPr>
-        <w:t>Fill in the table with train/</w:t>
-      </w:r>
-      <w:proofErr w:type="spellStart"/>
-      <w:r>
-        <w:rPr>
-          <w:lang w:val="en-GB"/>
-        </w:rPr>
-        <w:t>val</w:t>
-      </w:r>
-      <w:proofErr w:type="spellEnd"/>
-      <w:r>
-        <w:rPr>
-          <w:lang w:val="en-GB"/>
-        </w:rPr>
-        <w:t>/test</w:t>
-      </w:r>
-      <w:r>
-        <w:rPr>
-          <w:lang w:val="en-GB"/>
-        </w:rPr>
-        <w:t xml:space="preserve"> </w:t>
-      </w:r>
-      <w:proofErr w:type="spellStart"/>
-      <w:r>
-        <w:rPr>
-          <w:lang w:val="en-GB"/>
-        </w:rPr>
-        <w:t>mAP</w:t>
-      </w:r>
-      <w:proofErr w:type="spellEnd"/>
-      <w:r>
-        <w:rPr>
+      <w:r>
+        <w:rPr>
+          <w:highlight w:val="yellow"/>
           <w:lang w:val="en-GB"/>
         </w:rPr>
         <w:t>.)</w:t>
@@ -989,18 +3345,21 @@
       </w:pPr>
       <w:r>
         <w:rPr>
+          <w:highlight w:val="yellow"/>
           <w:lang w:val="en-GB"/>
         </w:rPr>
         <w:t>(Fill in the confusion matrix below</w:t>
       </w:r>
       <w:r>
         <w:rPr>
+          <w:highlight w:val="yellow"/>
           <w:lang w:val="en-GB"/>
         </w:rPr>
         <w:t>.</w:t>
       </w:r>
       <w:r>
         <w:rPr>
+          <w:highlight w:val="yellow"/>
           <w:lang w:val="en-GB"/>
         </w:rPr>
         <w:t>)</w:t>
@@ -1510,7 +3869,6 @@
         <w:rPr>
           <w:b/>
           <w:sz w:val="24"/>
-          <w:highlight w:val="yellow"/>
           <w:lang w:val="en-GB"/>
         </w:rPr>
       </w:pPr>
@@ -1518,7 +3876,6 @@
         <w:rPr>
           <w:b/>
           <w:sz w:val="24"/>
-          <w:highlight w:val="yellow"/>
           <w:lang w:val="en-GB"/>
         </w:rPr>
         <w:t>Link to your model weights</w:t>
@@ -1533,24 +3890,38 @@
       </w:pPr>
       <w:r>
         <w:rPr>
-          <w:highlight w:val="yellow"/>
-          <w:lang w:val="en-GB"/>
-        </w:rPr>
-        <w:t xml:space="preserve">(Link should be accessible by Ronald Poppe and </w:t>
-      </w:r>
-      <w:r>
-        <w:rPr>
-          <w:highlight w:val="yellow"/>
-          <w:lang w:val="en-GB"/>
-        </w:rPr>
-        <w:t>Mang Ning</w:t>
-      </w:r>
-      <w:r>
-        <w:rPr>
-          <w:highlight w:val="yellow"/>
-          <w:lang w:val="en-GB"/>
-        </w:rPr>
-        <w:t>.)</w:t>
+          <w:lang w:val="en-US"/>
+        </w:rPr>
+        <w:t xml:space="preserve">This link </w:t>
+      </w:r>
+      <w:r>
+        <w:rPr>
+          <w:lang w:val="en-US"/>
+        </w:rPr>
+        <w:t>should go to a OneDrive folder containing the model weights:</w:t>
+      </w:r>
+      <w:r>
+        <w:rPr>
+          <w:lang w:val="en-US"/>
+        </w:rPr>
+        <w:t xml:space="preserve"> </w:t>
+      </w:r>
+      <w:hyperlink r:id="rId4" w:history="1">
+        <w:r>
+          <w:rPr>
+            <w:rStyle w:val="Hyperlink"/>
+            <w:b/>
+            <w:bCs/>
+            <w:lang w:val="en-US"/>
+          </w:rPr>
+          <w:t>Model weights assignment 4</w:t>
+        </w:r>
+      </w:hyperlink>
+      <w:r>
+        <w:rPr>
+          <w:lang w:val="en-US"/>
+        </w:rPr>
+        <w:t>.</w:t>
       </w:r>
     </w:p>
     <w:p>
@@ -1588,30 +3959,35 @@
       </w:pPr>
       <w:r>
         <w:rPr>
+          <w:highlight w:val="yellow"/>
           <w:lang w:val="en-GB"/>
         </w:rPr>
         <w:t xml:space="preserve">(Discuss the results in terms of </w:t>
       </w:r>
       <w:r>
         <w:rPr>
+          <w:highlight w:val="yellow"/>
           <w:lang w:val="en-GB"/>
         </w:rPr>
         <w:t xml:space="preserve">errors made and convergence. </w:t>
       </w:r>
       <w:r>
         <w:rPr>
+          <w:highlight w:val="yellow"/>
           <w:lang w:val="en-GB"/>
         </w:rPr>
         <w:t>Approx. 0.</w:t>
       </w:r>
       <w:r>
         <w:rPr>
+          <w:highlight w:val="yellow"/>
           <w:lang w:val="en-GB"/>
         </w:rPr>
         <w:t>2</w:t>
       </w:r>
       <w:r>
         <w:rPr>
+          <w:highlight w:val="yellow"/>
           <w:lang w:val="en-GB"/>
         </w:rPr>
         <w:t>5 page.)</w:t>
@@ -1652,18 +4028,21 @@
       </w:pPr>
       <w:r>
         <w:rPr>
+          <w:highlight w:val="yellow"/>
           <w:lang w:val="en-GB"/>
         </w:rPr>
         <w:t xml:space="preserve">(Indicate which ones you did, and how you did them; Approx. </w:t>
       </w:r>
       <w:r>
         <w:rPr>
+          <w:highlight w:val="yellow"/>
           <w:lang w:val="en-GB"/>
         </w:rPr>
         <w:t>half</w:t>
       </w:r>
       <w:r>
         <w:rPr>
+          <w:highlight w:val="yellow"/>
           <w:lang w:val="en-GB"/>
         </w:rPr>
         <w:t xml:space="preserve"> a page.)</w:t>
@@ -1692,39 +4071,21 @@
           <w:bCs/>
           <w:lang w:val="en-GB"/>
         </w:rPr>
-        <w:t xml:space="preserve">Any </w:t>
-      </w:r>
-      <w:proofErr w:type="spellStart"/>
-      <w:r>
-        <w:rPr>
-          <w:b/>
-          <w:bCs/>
-          <w:lang w:val="en-GB"/>
-        </w:rPr>
-        <w:t>GenAI</w:t>
-      </w:r>
-      <w:proofErr w:type="spellEnd"/>
-      <w:r>
-        <w:rPr>
-          <w:b/>
-          <w:bCs/>
-          <w:lang w:val="en-GB"/>
-        </w:rPr>
-        <w:t xml:space="preserve"> prompt used</w:t>
-      </w:r>
-    </w:p>
-    <w:p>
-      <w:pPr>
-        <w:pStyle w:val="NoSpacing"/>
-        <w:rPr>
-          <w:lang w:val="en-GB"/>
-        </w:rPr>
-      </w:pPr>
-      <w:r>
-        <w:rPr>
-          <w:lang w:val="en-GB"/>
-        </w:rPr>
-        <w:lastRenderedPageBreak/>
+        <w:t>Any GenAI prompt used</w:t>
+      </w:r>
+    </w:p>
+    <w:p>
+      <w:pPr>
+        <w:pStyle w:val="NoSpacing"/>
+        <w:rPr>
+          <w:lang w:val="en-GB"/>
+        </w:rPr>
+      </w:pPr>
+      <w:r>
+        <w:rPr>
+          <w:highlight w:val="yellow"/>
+          <w:lang w:val="en-GB"/>
+        </w:rPr>
         <w:t>(Mention tool and prompt, and how the output was used. No limit on space, add all prompts you performed.)</w:t>
       </w:r>
     </w:p>
@@ -1739,7 +4100,7 @@
 </file>
 
 <file path=word/styles.xml><?xml version="1.0" encoding="utf-8"?>
-<w:styles xmlns:mc="http://schemas.openxmlformats.org/markup-compatibility/2006" xmlns:r="http://schemas.openxmlformats.org/officeDocument/2006/relationships" xmlns:w="http://schemas.openxmlformats.org/wordprocessingml/2006/main" xmlns:w14="http://schemas.microsoft.com/office/word/2010/wordml" xmlns:w15="http://schemas.microsoft.com/office/word/2012/wordml" xmlns:w16cex="http://schemas.microsoft.com/office/word/2018/wordml/cex" xmlns:w16cid="http://schemas.microsoft.com/office/word/2016/wordml/cid" xmlns:w16="http://schemas.microsoft.com/office/word/2018/wordml" xmlns:w16sdtdh="http://schemas.microsoft.com/office/word/2020/wordml/sdtdatahash" xmlns:w16se="http://schemas.microsoft.com/office/word/2015/wordml/symex" mc:Ignorable="w14 w15 w16se w16cid w16 w16cex w16sdtdh">
+<w:styles xmlns:mc="http://schemas.openxmlformats.org/markup-compatibility/2006" xmlns:r="http://schemas.openxmlformats.org/officeDocument/2006/relationships" xmlns:w="http://schemas.openxmlformats.org/wordprocessingml/2006/main" xmlns:w14="http://schemas.microsoft.com/office/word/2010/wordml" xmlns:w15="http://schemas.microsoft.com/office/word/2012/wordml" xmlns:w16cex="http://schemas.microsoft.com/office/word/2018/wordml/cex" xmlns:w16cid="http://schemas.microsoft.com/office/word/2016/wordml/cid" xmlns:w16="http://schemas.microsoft.com/office/word/2018/wordml" xmlns:w16du="http://schemas.microsoft.com/office/word/2023/wordml/word16du" xmlns:w16sdtdh="http://schemas.microsoft.com/office/word/2020/wordml/sdtdatahash" xmlns:w16sdtfl="http://schemas.microsoft.com/office/word/2024/wordml/sdtformatlock" xmlns:w16se="http://schemas.microsoft.com/office/word/2015/wordml/symex" mc:Ignorable="w14 w15 w16se w16cid w16 w16cex w16sdtdh w16sdtfl w16du">
   <w:docDefaults>
     <w:rPrDefault>
       <w:rPr>
@@ -2140,7 +4501,6 @@
   <w:style w:type="character" w:default="1" w:styleId="DefaultParagraphFont">
     <w:name w:val="Default Paragraph Font"/>
     <w:uiPriority w:val="1"/>
-    <w:semiHidden/>
     <w:unhideWhenUsed/>
   </w:style>
   <w:style w:type="table" w:default="1" w:styleId="TableNormal">
@@ -2191,6 +4551,63 @@
         <w:insideV w:val="single" w:sz="4" w:space="0" w:color="auto"/>
       </w:tblBorders>
     </w:tblPr>
+  </w:style>
+  <w:style w:type="character" w:styleId="SubtleEmphasis">
+    <w:name w:val="Subtle Emphasis"/>
+    <w:basedOn w:val="DefaultParagraphFont"/>
+    <w:uiPriority w:val="19"/>
+    <w:qFormat/>
+    <w:rsid w:val="00C87BC2"/>
+    <w:rPr>
+      <w:i/>
+      <w:iCs/>
+      <w:color w:val="404040" w:themeColor="text1" w:themeTint="BF"/>
+    </w:rPr>
+  </w:style>
+  <w:style w:type="character" w:styleId="PlaceholderText">
+    <w:name w:val="Placeholder Text"/>
+    <w:basedOn w:val="DefaultParagraphFont"/>
+    <w:uiPriority w:val="99"/>
+    <w:semiHidden/>
+    <w:rsid w:val="00DA6236"/>
+    <w:rPr>
+      <w:color w:val="666666"/>
+    </w:rPr>
+  </w:style>
+  <w:style w:type="character" w:styleId="Hyperlink">
+    <w:name w:val="Hyperlink"/>
+    <w:basedOn w:val="DefaultParagraphFont"/>
+    <w:uiPriority w:val="99"/>
+    <w:unhideWhenUsed/>
+    <w:rsid w:val="00DD7669"/>
+    <w:rPr>
+      <w:color w:val="0563C1" w:themeColor="hyperlink"/>
+      <w:u w:val="single"/>
+    </w:rPr>
+  </w:style>
+  <w:style w:type="character" w:styleId="UnresolvedMention">
+    <w:name w:val="Unresolved Mention"/>
+    <w:basedOn w:val="DefaultParagraphFont"/>
+    <w:uiPriority w:val="99"/>
+    <w:semiHidden/>
+    <w:unhideWhenUsed/>
+    <w:rsid w:val="00DD7669"/>
+    <w:rPr>
+      <w:color w:val="605E5C"/>
+      <w:shd w:val="clear" w:color="auto" w:fill="E1DFDD"/>
+    </w:rPr>
+  </w:style>
+  <w:style w:type="character" w:styleId="FollowedHyperlink">
+    <w:name w:val="FollowedHyperlink"/>
+    <w:basedOn w:val="DefaultParagraphFont"/>
+    <w:uiPriority w:val="99"/>
+    <w:semiHidden/>
+    <w:unhideWhenUsed/>
+    <w:rsid w:val="006E65BD"/>
+    <w:rPr>
+      <w:color w:val="954F72" w:themeColor="followedHyperlink"/>
+      <w:u w:val="single"/>
+    </w:rPr>
   </w:style>
 </w:styles>
 </file>
